--- a/project/documents/communications/requesttermadjustment.docx
+++ b/project/documents/communications/requesttermadjustment.docx
@@ -1,6 +1,6 @@
 
 <file path=word/document.xml><?xml version="1.0" encoding="utf-8"?>
-<w:document xmlns:wpc="http://schemas.microsoft.com/office/word/2010/wordprocessingCanvas" xmlns:cx="http://schemas.microsoft.com/office/drawing/2014/chartex" xmlns:cx1="http://schemas.microsoft.com/office/drawing/2015/9/8/chartex" xmlns:cx2="http://schemas.microsoft.com/office/drawing/2015/10/21/chartex" xmlns:cx3="http://schemas.microsoft.com/office/drawing/2016/5/9/chartex" xmlns:cx4="http://schemas.microsoft.com/office/drawing/2016/5/10/chartex" xmlns:cx5="http://schemas.microsoft.com/office/drawing/2016/5/11/chartex" xmlns:cx6="http://schemas.microsoft.com/office/drawing/2016/5/12/chartex" xmlns:cx7="http://schemas.microsoft.com/office/drawing/2016/5/13/chartex" xmlns:cx8="http://schemas.microsoft.com/office/drawing/2016/5/14/chartex" xmlns:mc="http://schemas.openxmlformats.org/markup-compatibility/2006" xmlns:aink="http://schemas.microsoft.com/office/drawing/2016/ink" xmlns:am3d="http://schemas.microsoft.com/office/drawing/2017/model3d" xmlns:o="urn:schemas-microsoft-com:office:office" xmlns:oel="http://schemas.microsoft.com/office/2019/extlst" xmlns:r="http://schemas.openxmlformats.org/officeDocument/2006/relationships" xmlns:m="http://schemas.openxmlformats.org/officeDocument/2006/math" xmlns:v="urn:schemas-microsoft-com:vml" xmlns:wp14="http://schemas.microsoft.com/office/word/2010/wordprocessingDrawing" xmlns:wp="http://schemas.openxmlformats.org/drawingml/2006/wordprocessingDrawing" xmlns:w10="urn:schemas-microsoft-com:office:word" xmlns:w="http://schemas.openxmlformats.org/wordprocessingml/2006/main" xmlns:w14="http://schemas.microsoft.com/office/word/2010/wordml" xmlns:w15="http://schemas.microsoft.com/office/word/2012/wordml" xmlns:w16cex="http://schemas.microsoft.com/office/word/2018/wordml/cex" xmlns:w16cid="http://schemas.microsoft.com/office/word/2016/wordml/cid" xmlns:w16="http://schemas.microsoft.com/office/word/2018/wordml" xmlns:w16sdtdh="http://schemas.microsoft.com/office/word/2020/wordml/sdtdatahash" xmlns:w16se="http://schemas.microsoft.com/office/word/2015/wordml/symex" xmlns:wpg="http://schemas.microsoft.com/office/word/2010/wordprocessingGroup" xmlns:wpi="http://schemas.microsoft.com/office/word/2010/wordprocessingInk" xmlns:wne="http://schemas.microsoft.com/office/word/2006/wordml" xmlns:wps="http://schemas.microsoft.com/office/word/2010/wordprocessingShape" mc:Ignorable="w14 w15 w16se w16cid w16 w16cex w16sdtdh wp14">
+<w:document xmlns:wpc="http://schemas.microsoft.com/office/word/2010/wordprocessingCanvas" xmlns:cx="http://schemas.microsoft.com/office/drawing/2014/chartex" xmlns:cx1="http://schemas.microsoft.com/office/drawing/2015/9/8/chartex" xmlns:cx2="http://schemas.microsoft.com/office/drawing/2015/10/21/chartex" xmlns:cx3="http://schemas.microsoft.com/office/drawing/2016/5/9/chartex" xmlns:cx4="http://schemas.microsoft.com/office/drawing/2016/5/10/chartex" xmlns:cx5="http://schemas.microsoft.com/office/drawing/2016/5/11/chartex" xmlns:cx6="http://schemas.microsoft.com/office/drawing/2016/5/12/chartex" xmlns:cx7="http://schemas.microsoft.com/office/drawing/2016/5/13/chartex" xmlns:cx8="http://schemas.microsoft.com/office/drawing/2016/5/14/chartex" xmlns:mc="http://schemas.openxmlformats.org/markup-compatibility/2006" xmlns:aink="http://schemas.microsoft.com/office/drawing/2016/ink" xmlns:am3d="http://schemas.microsoft.com/office/drawing/2017/model3d" xmlns:o="urn:schemas-microsoft-com:office:office" xmlns:oel="http://schemas.microsoft.com/office/2019/extlst" xmlns:r="http://schemas.openxmlformats.org/officeDocument/2006/relationships" xmlns:m="http://schemas.openxmlformats.org/officeDocument/2006/math" xmlns:v="urn:schemas-microsoft-com:vml" xmlns:wp14="http://schemas.microsoft.com/office/word/2010/wordprocessingDrawing" xmlns:wp="http://schemas.openxmlformats.org/drawingml/2006/wordprocessingDrawing" xmlns:w10="urn:schemas-microsoft-com:office:word" xmlns:w="http://schemas.openxmlformats.org/wordprocessingml/2006/main" xmlns:w14="http://schemas.microsoft.com/office/word/2010/wordml" xmlns:w15="http://schemas.microsoft.com/office/word/2012/wordml" xmlns:w16cex="http://schemas.microsoft.com/office/word/2018/wordml/cex" xmlns:w16cid="http://schemas.microsoft.com/office/word/2016/wordml/cid" xmlns:w16="http://schemas.microsoft.com/office/word/2018/wordml" xmlns:w16du="http://schemas.microsoft.com/office/word/2023/wordml/word16du" xmlns:w16sdtdh="http://schemas.microsoft.com/office/word/2020/wordml/sdtdatahash" xmlns:w16sdtfl="http://schemas.microsoft.com/office/word/2024/wordml/sdtformatlock" xmlns:w16se="http://schemas.microsoft.com/office/word/2015/wordml/symex" xmlns:wpg="http://schemas.microsoft.com/office/word/2010/wordprocessingGroup" xmlns:wpi="http://schemas.microsoft.com/office/word/2010/wordprocessingInk" xmlns:wne="http://schemas.microsoft.com/office/word/2006/wordml" xmlns:wps="http://schemas.microsoft.com/office/word/2010/wordprocessingShape" mc:Ignorable="w14 w15 w16se w16cid w16 w16cex w16sdtdh w16sdtfl w16du wp14">
   <w:body>
     <w:p>
       <w:pPr>
@@ -696,14 +696,14 @@
           <w:bCs/>
           <w:sz w:val="24"/>
         </w:rPr>
-        <w:t>1</w:t>
-      </w:r>
-      <w:r>
-        <w:rPr>
-          <w:bCs/>
-          <w:sz w:val="24"/>
-        </w:rPr>
-        <w:t>0.00</w:t>
+        <w:t>26</w:t>
+      </w:r>
+      <w:r>
+        <w:rPr>
+          <w:bCs/>
+          <w:sz w:val="24"/>
+        </w:rPr>
+        <w:t>.00</w:t>
       </w:r>
       <w:r>
         <w:rPr>
@@ -1473,7 +1473,7 @@
           <w:noProof/>
         </w:rPr>
         <w:pict w14:anchorId="5C6E0879">
-          <v:rect id="_x0000_s1033" style="position:absolute;margin-left:1in;margin-top:0;width:468pt;height:.95pt;z-index:-251658240;mso-position-horizontal-relative:page" o:allowincell="f" fillcolor="black" stroked="f" strokeweight="0">
+          <v:rect id="_x0000_s2057" style="position:absolute;margin-left:1in;margin-top:0;width:468pt;height:.95pt;z-index:-1;mso-position-horizontal-relative:page" o:allowincell="f" fillcolor="black" stroked="f" strokeweight="0">
             <v:fill color2="black"/>
             <w10:wrap anchorx="page"/>
             <w10:anchorlock/>
@@ -1635,13 +1635,13 @@
         <w:rPr>
           <w:sz w:val="24"/>
         </w:rPr>
-        <w:t>1</w:t>
-      </w:r>
-      <w:r>
-        <w:rPr>
-          <w:sz w:val="24"/>
-        </w:rPr>
-        <w:t xml:space="preserve">0.00 under 37 C.F.R. § 1.18(e) and a statement of facts in support of this application </w:t>
+        <w:t>26</w:t>
+      </w:r>
+      <w:r>
+        <w:rPr>
+          <w:sz w:val="24"/>
+        </w:rPr>
+        <w:t xml:space="preserve">.00 under 37 C.F.R. § 1.18(e) and a statement of facts in support of this application </w:t>
       </w:r>
       <w:r>
         <w:rPr>
@@ -1898,6 +1898,7 @@
           <w:sz w:val="24"/>
           <w:u w:val="single"/>
         </w:rPr>
+        <w:lastRenderedPageBreak/>
         <w:t xml:space="preserve">S/N </w:t>
       </w:r>
       <w:r>
@@ -2237,7 +2238,7 @@
           <w:noProof/>
         </w:rPr>
         <w:pict w14:anchorId="0447EE84">
-          <v:rect id="_x0000_s1029" style="position:absolute;margin-left:1in;margin-top:0;width:468pt;height:.95pt;z-index:-251659264;mso-position-horizontal-relative:page" o:allowincell="f" fillcolor="black" stroked="f" strokeweight="0">
+          <v:rect id="_x0000_s2053" style="position:absolute;margin-left:1in;margin-top:0;width:468pt;height:.95pt;z-index:-2;mso-position-horizontal-relative:page" o:allowincell="f" fillcolor="black" stroked="f" strokeweight="0">
             <v:fill color2="black"/>
             <w10:wrap anchorx="page"/>
             <w10:anchorlock/>
@@ -2683,7 +2684,14 @@
         <w:rPr>
           <w:sz w:val="24"/>
         </w:rPr>
-        <w:t xml:space="preserve">as determined by the Court in Novartis AG v. Lee (Fed. Cir. 2014), the patent term adjustment should be calculated by subtracting continued examination time (and other time identified in (i), (ii), and (iii) of (b)(1)(B) of the Patent Act) from the period of time between filing and issuance, to the extent the result exceeds three years. </w:t>
+        <w:t xml:space="preserve">as determined by the Court in </w:t>
+      </w:r>
+      <w:r>
+        <w:rPr>
+          <w:sz w:val="24"/>
+        </w:rPr>
+        <w:lastRenderedPageBreak/>
+        <w:t xml:space="preserve">Novartis AG v. Lee (Fed. Cir. 2014), the patent term adjustment should be calculated by subtracting continued examination time (and other time identified in (i), (ii), and (iii) of (b)(1)(B) of the Patent Act) from the period of time between filing and issuance, to the extent the result exceeds three years. </w:t>
       </w:r>
       <w:r>
         <w:rPr>
@@ -3226,7 +3234,7 @@
 </file>
 
 <file path=word/endnotes.xml><?xml version="1.0" encoding="utf-8"?>
-<w:endnotes xmlns:wpc="http://schemas.microsoft.com/office/word/2010/wordprocessingCanvas" xmlns:cx="http://schemas.microsoft.com/office/drawing/2014/chartex" xmlns:cx1="http://schemas.microsoft.com/office/drawing/2015/9/8/chartex" xmlns:cx2="http://schemas.microsoft.com/office/drawing/2015/10/21/chartex" xmlns:cx3="http://schemas.microsoft.com/office/drawing/2016/5/9/chartex" xmlns:cx4="http://schemas.microsoft.com/office/drawing/2016/5/10/chartex" xmlns:cx5="http://schemas.microsoft.com/office/drawing/2016/5/11/chartex" xmlns:cx6="http://schemas.microsoft.com/office/drawing/2016/5/12/chartex" xmlns:cx7="http://schemas.microsoft.com/office/drawing/2016/5/13/chartex" xmlns:cx8="http://schemas.microsoft.com/office/drawing/2016/5/14/chartex" xmlns:mc="http://schemas.openxmlformats.org/markup-compatibility/2006" xmlns:aink="http://schemas.microsoft.com/office/drawing/2016/ink" xmlns:am3d="http://schemas.microsoft.com/office/drawing/2017/model3d" xmlns:o="urn:schemas-microsoft-com:office:office" xmlns:oel="http://schemas.microsoft.com/office/2019/extlst" xmlns:r="http://schemas.openxmlformats.org/officeDocument/2006/relationships" xmlns:m="http://schemas.openxmlformats.org/officeDocument/2006/math" xmlns:v="urn:schemas-microsoft-com:vml" xmlns:wp14="http://schemas.microsoft.com/office/word/2010/wordprocessingDrawing" xmlns:wp="http://schemas.openxmlformats.org/drawingml/2006/wordprocessingDrawing" xmlns:w10="urn:schemas-microsoft-com:office:word" xmlns:w="http://schemas.openxmlformats.org/wordprocessingml/2006/main" xmlns:w14="http://schemas.microsoft.com/office/word/2010/wordml" xmlns:w15="http://schemas.microsoft.com/office/word/2012/wordml" xmlns:w16cex="http://schemas.microsoft.com/office/word/2018/wordml/cex" xmlns:w16cid="http://schemas.microsoft.com/office/word/2016/wordml/cid" xmlns:w16="http://schemas.microsoft.com/office/word/2018/wordml" xmlns:w16sdtdh="http://schemas.microsoft.com/office/word/2020/wordml/sdtdatahash" xmlns:w16se="http://schemas.microsoft.com/office/word/2015/wordml/symex" xmlns:wpg="http://schemas.microsoft.com/office/word/2010/wordprocessingGroup" xmlns:wpi="http://schemas.microsoft.com/office/word/2010/wordprocessingInk" xmlns:wne="http://schemas.microsoft.com/office/word/2006/wordml" xmlns:wps="http://schemas.microsoft.com/office/word/2010/wordprocessingShape" mc:Ignorable="w14 w15 w16se w16cid w16 w16cex w16sdtdh wp14">
+<w:endnotes xmlns:wpc="http://schemas.microsoft.com/office/word/2010/wordprocessingCanvas" xmlns:cx="http://schemas.microsoft.com/office/drawing/2014/chartex" xmlns:cx1="http://schemas.microsoft.com/office/drawing/2015/9/8/chartex" xmlns:cx2="http://schemas.microsoft.com/office/drawing/2015/10/21/chartex" xmlns:cx3="http://schemas.microsoft.com/office/drawing/2016/5/9/chartex" xmlns:cx4="http://schemas.microsoft.com/office/drawing/2016/5/10/chartex" xmlns:cx5="http://schemas.microsoft.com/office/drawing/2016/5/11/chartex" xmlns:cx6="http://schemas.microsoft.com/office/drawing/2016/5/12/chartex" xmlns:cx7="http://schemas.microsoft.com/office/drawing/2016/5/13/chartex" xmlns:cx8="http://schemas.microsoft.com/office/drawing/2016/5/14/chartex" xmlns:mc="http://schemas.openxmlformats.org/markup-compatibility/2006" xmlns:aink="http://schemas.microsoft.com/office/drawing/2016/ink" xmlns:am3d="http://schemas.microsoft.com/office/drawing/2017/model3d" xmlns:o="urn:schemas-microsoft-com:office:office" xmlns:oel="http://schemas.microsoft.com/office/2019/extlst" xmlns:r="http://schemas.openxmlformats.org/officeDocument/2006/relationships" xmlns:m="http://schemas.openxmlformats.org/officeDocument/2006/math" xmlns:v="urn:schemas-microsoft-com:vml" xmlns:wp14="http://schemas.microsoft.com/office/word/2010/wordprocessingDrawing" xmlns:wp="http://schemas.openxmlformats.org/drawingml/2006/wordprocessingDrawing" xmlns:w10="urn:schemas-microsoft-com:office:word" xmlns:w="http://schemas.openxmlformats.org/wordprocessingml/2006/main" xmlns:w14="http://schemas.microsoft.com/office/word/2010/wordml" xmlns:w15="http://schemas.microsoft.com/office/word/2012/wordml" xmlns:w16cex="http://schemas.microsoft.com/office/word/2018/wordml/cex" xmlns:w16cid="http://schemas.microsoft.com/office/word/2016/wordml/cid" xmlns:w16="http://schemas.microsoft.com/office/word/2018/wordml" xmlns:w16du="http://schemas.microsoft.com/office/word/2023/wordml/word16du" xmlns:w16sdtdh="http://schemas.microsoft.com/office/word/2020/wordml/sdtdatahash" xmlns:w16sdtfl="http://schemas.microsoft.com/office/word/2024/wordml/sdtformatlock" xmlns:w16se="http://schemas.microsoft.com/office/word/2015/wordml/symex" xmlns:wpg="http://schemas.microsoft.com/office/word/2010/wordprocessingGroup" xmlns:wpi="http://schemas.microsoft.com/office/word/2010/wordprocessingInk" xmlns:wne="http://schemas.microsoft.com/office/word/2006/wordml" xmlns:wps="http://schemas.microsoft.com/office/word/2010/wordprocessingShape" mc:Ignorable="w14 w15 w16se w16cid w16 w16cex w16sdtdh w16sdtfl w16du wp14">
   <w:endnote w:type="separator" w:id="-1">
     <w:p>
       <w:r>
@@ -3245,7 +3253,7 @@
 </file>
 
 <file path=word/footer1.xml><?xml version="1.0" encoding="utf-8"?>
-<w:ftr xmlns:wpc="http://schemas.microsoft.com/office/word/2010/wordprocessingCanvas" xmlns:cx="http://schemas.microsoft.com/office/drawing/2014/chartex" xmlns:cx1="http://schemas.microsoft.com/office/drawing/2015/9/8/chartex" xmlns:cx2="http://schemas.microsoft.com/office/drawing/2015/10/21/chartex" xmlns:cx3="http://schemas.microsoft.com/office/drawing/2016/5/9/chartex" xmlns:cx4="http://schemas.microsoft.com/office/drawing/2016/5/10/chartex" xmlns:cx5="http://schemas.microsoft.com/office/drawing/2016/5/11/chartex" xmlns:cx6="http://schemas.microsoft.com/office/drawing/2016/5/12/chartex" xmlns:cx7="http://schemas.microsoft.com/office/drawing/2016/5/13/chartex" xmlns:cx8="http://schemas.microsoft.com/office/drawing/2016/5/14/chartex" xmlns:mc="http://schemas.openxmlformats.org/markup-compatibility/2006" xmlns:aink="http://schemas.microsoft.com/office/drawing/2016/ink" xmlns:am3d="http://schemas.microsoft.com/office/drawing/2017/model3d" xmlns:o="urn:schemas-microsoft-com:office:office" xmlns:oel="http://schemas.microsoft.com/office/2019/extlst" xmlns:r="http://schemas.openxmlformats.org/officeDocument/2006/relationships" xmlns:m="http://schemas.openxmlformats.org/officeDocument/2006/math" xmlns:v="urn:schemas-microsoft-com:vml" xmlns:wp14="http://schemas.microsoft.com/office/word/2010/wordprocessingDrawing" xmlns:wp="http://schemas.openxmlformats.org/drawingml/2006/wordprocessingDrawing" xmlns:w10="urn:schemas-microsoft-com:office:word" xmlns:w="http://schemas.openxmlformats.org/wordprocessingml/2006/main" xmlns:w14="http://schemas.microsoft.com/office/word/2010/wordml" xmlns:w15="http://schemas.microsoft.com/office/word/2012/wordml" xmlns:w16cex="http://schemas.microsoft.com/office/word/2018/wordml/cex" xmlns:w16cid="http://schemas.microsoft.com/office/word/2016/wordml/cid" xmlns:w16="http://schemas.microsoft.com/office/word/2018/wordml" xmlns:w16sdtdh="http://schemas.microsoft.com/office/word/2020/wordml/sdtdatahash" xmlns:w16se="http://schemas.microsoft.com/office/word/2015/wordml/symex" xmlns:wpg="http://schemas.microsoft.com/office/word/2010/wordprocessingGroup" xmlns:wpi="http://schemas.microsoft.com/office/word/2010/wordprocessingInk" xmlns:wne="http://schemas.microsoft.com/office/word/2006/wordml" xmlns:wps="http://schemas.microsoft.com/office/word/2010/wordprocessingShape" mc:Ignorable="w14 w15 w16se w16cid w16 w16cex w16sdtdh wp14">
+<w:ftr xmlns:wpc="http://schemas.microsoft.com/office/word/2010/wordprocessingCanvas" xmlns:cx="http://schemas.microsoft.com/office/drawing/2014/chartex" xmlns:cx1="http://schemas.microsoft.com/office/drawing/2015/9/8/chartex" xmlns:cx2="http://schemas.microsoft.com/office/drawing/2015/10/21/chartex" xmlns:cx3="http://schemas.microsoft.com/office/drawing/2016/5/9/chartex" xmlns:cx4="http://schemas.microsoft.com/office/drawing/2016/5/10/chartex" xmlns:cx5="http://schemas.microsoft.com/office/drawing/2016/5/11/chartex" xmlns:cx6="http://schemas.microsoft.com/office/drawing/2016/5/12/chartex" xmlns:cx7="http://schemas.microsoft.com/office/drawing/2016/5/13/chartex" xmlns:cx8="http://schemas.microsoft.com/office/drawing/2016/5/14/chartex" xmlns:mc="http://schemas.openxmlformats.org/markup-compatibility/2006" xmlns:aink="http://schemas.microsoft.com/office/drawing/2016/ink" xmlns:am3d="http://schemas.microsoft.com/office/drawing/2017/model3d" xmlns:o="urn:schemas-microsoft-com:office:office" xmlns:oel="http://schemas.microsoft.com/office/2019/extlst" xmlns:r="http://schemas.openxmlformats.org/officeDocument/2006/relationships" xmlns:m="http://schemas.openxmlformats.org/officeDocument/2006/math" xmlns:v="urn:schemas-microsoft-com:vml" xmlns:wp14="http://schemas.microsoft.com/office/word/2010/wordprocessingDrawing" xmlns:wp="http://schemas.openxmlformats.org/drawingml/2006/wordprocessingDrawing" xmlns:w10="urn:schemas-microsoft-com:office:word" xmlns:w="http://schemas.openxmlformats.org/wordprocessingml/2006/main" xmlns:w14="http://schemas.microsoft.com/office/word/2010/wordml" xmlns:w15="http://schemas.microsoft.com/office/word/2012/wordml" xmlns:w16cex="http://schemas.microsoft.com/office/word/2018/wordml/cex" xmlns:w16cid="http://schemas.microsoft.com/office/word/2016/wordml/cid" xmlns:w16="http://schemas.microsoft.com/office/word/2018/wordml" xmlns:w16du="http://schemas.microsoft.com/office/word/2023/wordml/word16du" xmlns:w16sdtdh="http://schemas.microsoft.com/office/word/2020/wordml/sdtdatahash" xmlns:w16sdtfl="http://schemas.microsoft.com/office/word/2024/wordml/sdtformatlock" xmlns:w16se="http://schemas.microsoft.com/office/word/2015/wordml/symex" xmlns:wpg="http://schemas.microsoft.com/office/word/2010/wordprocessingGroup" xmlns:wpi="http://schemas.microsoft.com/office/word/2010/wordprocessingInk" xmlns:wne="http://schemas.microsoft.com/office/word/2006/wordml" xmlns:wps="http://schemas.microsoft.com/office/word/2010/wordprocessingShape" mc:Ignorable="w14 w15 w16se w16cid w16 w16cex w16sdtdh w16sdtfl w16du wp14">
   <w:p>
     <w:pPr>
       <w:pStyle w:val="Footer"/>
@@ -3255,7 +3263,7 @@
 </file>
 
 <file path=word/footer2.xml><?xml version="1.0" encoding="utf-8"?>
-<w:ftr xmlns:wpc="http://schemas.microsoft.com/office/word/2010/wordprocessingCanvas" xmlns:cx="http://schemas.microsoft.com/office/drawing/2014/chartex" xmlns:cx1="http://schemas.microsoft.com/office/drawing/2015/9/8/chartex" xmlns:cx2="http://schemas.microsoft.com/office/drawing/2015/10/21/chartex" xmlns:cx3="http://schemas.microsoft.com/office/drawing/2016/5/9/chartex" xmlns:cx4="http://schemas.microsoft.com/office/drawing/2016/5/10/chartex" xmlns:cx5="http://schemas.microsoft.com/office/drawing/2016/5/11/chartex" xmlns:cx6="http://schemas.microsoft.com/office/drawing/2016/5/12/chartex" xmlns:cx7="http://schemas.microsoft.com/office/drawing/2016/5/13/chartex" xmlns:cx8="http://schemas.microsoft.com/office/drawing/2016/5/14/chartex" xmlns:mc="http://schemas.openxmlformats.org/markup-compatibility/2006" xmlns:aink="http://schemas.microsoft.com/office/drawing/2016/ink" xmlns:am3d="http://schemas.microsoft.com/office/drawing/2017/model3d" xmlns:o="urn:schemas-microsoft-com:office:office" xmlns:oel="http://schemas.microsoft.com/office/2019/extlst" xmlns:r="http://schemas.openxmlformats.org/officeDocument/2006/relationships" xmlns:m="http://schemas.openxmlformats.org/officeDocument/2006/math" xmlns:v="urn:schemas-microsoft-com:vml" xmlns:wp14="http://schemas.microsoft.com/office/word/2010/wordprocessingDrawing" xmlns:wp="http://schemas.openxmlformats.org/drawingml/2006/wordprocessingDrawing" xmlns:w10="urn:schemas-microsoft-com:office:word" xmlns:w="http://schemas.openxmlformats.org/wordprocessingml/2006/main" xmlns:w14="http://schemas.microsoft.com/office/word/2010/wordml" xmlns:w15="http://schemas.microsoft.com/office/word/2012/wordml" xmlns:w16cex="http://schemas.microsoft.com/office/word/2018/wordml/cex" xmlns:w16cid="http://schemas.microsoft.com/office/word/2016/wordml/cid" xmlns:w16="http://schemas.microsoft.com/office/word/2018/wordml" xmlns:w16sdtdh="http://schemas.microsoft.com/office/word/2020/wordml/sdtdatahash" xmlns:w16se="http://schemas.microsoft.com/office/word/2015/wordml/symex" xmlns:wpg="http://schemas.microsoft.com/office/word/2010/wordprocessingGroup" xmlns:wpi="http://schemas.microsoft.com/office/word/2010/wordprocessingInk" xmlns:wne="http://schemas.microsoft.com/office/word/2006/wordml" xmlns:wps="http://schemas.microsoft.com/office/word/2010/wordprocessingShape" mc:Ignorable="w14 w15 w16se w16cid w16 w16cex w16sdtdh wp14">
+<w:ftr xmlns:wpc="http://schemas.microsoft.com/office/word/2010/wordprocessingCanvas" xmlns:cx="http://schemas.microsoft.com/office/drawing/2014/chartex" xmlns:cx1="http://schemas.microsoft.com/office/drawing/2015/9/8/chartex" xmlns:cx2="http://schemas.microsoft.com/office/drawing/2015/10/21/chartex" xmlns:cx3="http://schemas.microsoft.com/office/drawing/2016/5/9/chartex" xmlns:cx4="http://schemas.microsoft.com/office/drawing/2016/5/10/chartex" xmlns:cx5="http://schemas.microsoft.com/office/drawing/2016/5/11/chartex" xmlns:cx6="http://schemas.microsoft.com/office/drawing/2016/5/12/chartex" xmlns:cx7="http://schemas.microsoft.com/office/drawing/2016/5/13/chartex" xmlns:cx8="http://schemas.microsoft.com/office/drawing/2016/5/14/chartex" xmlns:mc="http://schemas.openxmlformats.org/markup-compatibility/2006" xmlns:aink="http://schemas.microsoft.com/office/drawing/2016/ink" xmlns:am3d="http://schemas.microsoft.com/office/drawing/2017/model3d" xmlns:o="urn:schemas-microsoft-com:office:office" xmlns:oel="http://schemas.microsoft.com/office/2019/extlst" xmlns:r="http://schemas.openxmlformats.org/officeDocument/2006/relationships" xmlns:m="http://schemas.openxmlformats.org/officeDocument/2006/math" xmlns:v="urn:schemas-microsoft-com:vml" xmlns:wp14="http://schemas.microsoft.com/office/word/2010/wordprocessingDrawing" xmlns:wp="http://schemas.openxmlformats.org/drawingml/2006/wordprocessingDrawing" xmlns:w10="urn:schemas-microsoft-com:office:word" xmlns:w="http://schemas.openxmlformats.org/wordprocessingml/2006/main" xmlns:w14="http://schemas.microsoft.com/office/word/2010/wordml" xmlns:w15="http://schemas.microsoft.com/office/word/2012/wordml" xmlns:w16cex="http://schemas.microsoft.com/office/word/2018/wordml/cex" xmlns:w16cid="http://schemas.microsoft.com/office/word/2016/wordml/cid" xmlns:w16="http://schemas.microsoft.com/office/word/2018/wordml" xmlns:w16du="http://schemas.microsoft.com/office/word/2023/wordml/word16du" xmlns:w16sdtdh="http://schemas.microsoft.com/office/word/2020/wordml/sdtdatahash" xmlns:w16sdtfl="http://schemas.microsoft.com/office/word/2024/wordml/sdtformatlock" xmlns:w16se="http://schemas.microsoft.com/office/word/2015/wordml/symex" xmlns:wpg="http://schemas.microsoft.com/office/word/2010/wordprocessingGroup" xmlns:wpi="http://schemas.microsoft.com/office/word/2010/wordprocessingInk" xmlns:wne="http://schemas.microsoft.com/office/word/2006/wordml" xmlns:wps="http://schemas.microsoft.com/office/word/2010/wordprocessingShape" mc:Ignorable="w14 w15 w16se w16cid w16 w16cex w16sdtdh w16sdtfl w16du wp14">
   <w:p>
     <w:pPr>
       <w:pStyle w:val="Footer"/>
@@ -3265,7 +3273,7 @@
 </file>
 
 <file path=word/footer3.xml><?xml version="1.0" encoding="utf-8"?>
-<w:ftr xmlns:wpc="http://schemas.microsoft.com/office/word/2010/wordprocessingCanvas" xmlns:cx="http://schemas.microsoft.com/office/drawing/2014/chartex" xmlns:cx1="http://schemas.microsoft.com/office/drawing/2015/9/8/chartex" xmlns:cx2="http://schemas.microsoft.com/office/drawing/2015/10/21/chartex" xmlns:cx3="http://schemas.microsoft.com/office/drawing/2016/5/9/chartex" xmlns:cx4="http://schemas.microsoft.com/office/drawing/2016/5/10/chartex" xmlns:cx5="http://schemas.microsoft.com/office/drawing/2016/5/11/chartex" xmlns:cx6="http://schemas.microsoft.com/office/drawing/2016/5/12/chartex" xmlns:cx7="http://schemas.microsoft.com/office/drawing/2016/5/13/chartex" xmlns:cx8="http://schemas.microsoft.com/office/drawing/2016/5/14/chartex" xmlns:mc="http://schemas.openxmlformats.org/markup-compatibility/2006" xmlns:aink="http://schemas.microsoft.com/office/drawing/2016/ink" xmlns:am3d="http://schemas.microsoft.com/office/drawing/2017/model3d" xmlns:o="urn:schemas-microsoft-com:office:office" xmlns:oel="http://schemas.microsoft.com/office/2019/extlst" xmlns:r="http://schemas.openxmlformats.org/officeDocument/2006/relationships" xmlns:m="http://schemas.openxmlformats.org/officeDocument/2006/math" xmlns:v="urn:schemas-microsoft-com:vml" xmlns:wp14="http://schemas.microsoft.com/office/word/2010/wordprocessingDrawing" xmlns:wp="http://schemas.openxmlformats.org/drawingml/2006/wordprocessingDrawing" xmlns:w10="urn:schemas-microsoft-com:office:word" xmlns:w="http://schemas.openxmlformats.org/wordprocessingml/2006/main" xmlns:w14="http://schemas.microsoft.com/office/word/2010/wordml" xmlns:w15="http://schemas.microsoft.com/office/word/2012/wordml" xmlns:w16cex="http://schemas.microsoft.com/office/word/2018/wordml/cex" xmlns:w16cid="http://schemas.microsoft.com/office/word/2016/wordml/cid" xmlns:w16="http://schemas.microsoft.com/office/word/2018/wordml" xmlns:w16sdtdh="http://schemas.microsoft.com/office/word/2020/wordml/sdtdatahash" xmlns:w16se="http://schemas.microsoft.com/office/word/2015/wordml/symex" xmlns:wpg="http://schemas.microsoft.com/office/word/2010/wordprocessingGroup" xmlns:wpi="http://schemas.microsoft.com/office/word/2010/wordprocessingInk" xmlns:wne="http://schemas.microsoft.com/office/word/2006/wordml" xmlns:wps="http://schemas.microsoft.com/office/word/2010/wordprocessingShape" mc:Ignorable="w14 w15 w16se w16cid w16 w16cex w16sdtdh wp14">
+<w:ftr xmlns:wpc="http://schemas.microsoft.com/office/word/2010/wordprocessingCanvas" xmlns:cx="http://schemas.microsoft.com/office/drawing/2014/chartex" xmlns:cx1="http://schemas.microsoft.com/office/drawing/2015/9/8/chartex" xmlns:cx2="http://schemas.microsoft.com/office/drawing/2015/10/21/chartex" xmlns:cx3="http://schemas.microsoft.com/office/drawing/2016/5/9/chartex" xmlns:cx4="http://schemas.microsoft.com/office/drawing/2016/5/10/chartex" xmlns:cx5="http://schemas.microsoft.com/office/drawing/2016/5/11/chartex" xmlns:cx6="http://schemas.microsoft.com/office/drawing/2016/5/12/chartex" xmlns:cx7="http://schemas.microsoft.com/office/drawing/2016/5/13/chartex" xmlns:cx8="http://schemas.microsoft.com/office/drawing/2016/5/14/chartex" xmlns:mc="http://schemas.openxmlformats.org/markup-compatibility/2006" xmlns:aink="http://schemas.microsoft.com/office/drawing/2016/ink" xmlns:am3d="http://schemas.microsoft.com/office/drawing/2017/model3d" xmlns:o="urn:schemas-microsoft-com:office:office" xmlns:oel="http://schemas.microsoft.com/office/2019/extlst" xmlns:r="http://schemas.openxmlformats.org/officeDocument/2006/relationships" xmlns:m="http://schemas.openxmlformats.org/officeDocument/2006/math" xmlns:v="urn:schemas-microsoft-com:vml" xmlns:wp14="http://schemas.microsoft.com/office/word/2010/wordprocessingDrawing" xmlns:wp="http://schemas.openxmlformats.org/drawingml/2006/wordprocessingDrawing" xmlns:w10="urn:schemas-microsoft-com:office:word" xmlns:w="http://schemas.openxmlformats.org/wordprocessingml/2006/main" xmlns:w14="http://schemas.microsoft.com/office/word/2010/wordml" xmlns:w15="http://schemas.microsoft.com/office/word/2012/wordml" xmlns:w16cex="http://schemas.microsoft.com/office/word/2018/wordml/cex" xmlns:w16cid="http://schemas.microsoft.com/office/word/2016/wordml/cid" xmlns:w16="http://schemas.microsoft.com/office/word/2018/wordml" xmlns:w16du="http://schemas.microsoft.com/office/word/2023/wordml/word16du" xmlns:w16sdtdh="http://schemas.microsoft.com/office/word/2020/wordml/sdtdatahash" xmlns:w16sdtfl="http://schemas.microsoft.com/office/word/2024/wordml/sdtformatlock" xmlns:w16se="http://schemas.microsoft.com/office/word/2015/wordml/symex" xmlns:wpg="http://schemas.microsoft.com/office/word/2010/wordprocessingGroup" xmlns:wpi="http://schemas.microsoft.com/office/word/2010/wordprocessingInk" xmlns:wne="http://schemas.microsoft.com/office/word/2006/wordml" xmlns:wps="http://schemas.microsoft.com/office/word/2010/wordprocessingShape" mc:Ignorable="w14 w15 w16se w16cid w16 w16cex w16sdtdh w16sdtfl w16du wp14">
   <w:p>
     <w:pPr>
       <w:pStyle w:val="Footer"/>
@@ -3275,7 +3283,7 @@
 </file>
 
 <file path=word/footnotes.xml><?xml version="1.0" encoding="utf-8"?>
-<w:footnotes xmlns:wpc="http://schemas.microsoft.com/office/word/2010/wordprocessingCanvas" xmlns:cx="http://schemas.microsoft.com/office/drawing/2014/chartex" xmlns:cx1="http://schemas.microsoft.com/office/drawing/2015/9/8/chartex" xmlns:cx2="http://schemas.microsoft.com/office/drawing/2015/10/21/chartex" xmlns:cx3="http://schemas.microsoft.com/office/drawing/2016/5/9/chartex" xmlns:cx4="http://schemas.microsoft.com/office/drawing/2016/5/10/chartex" xmlns:cx5="http://schemas.microsoft.com/office/drawing/2016/5/11/chartex" xmlns:cx6="http://schemas.microsoft.com/office/drawing/2016/5/12/chartex" xmlns:cx7="http://schemas.microsoft.com/office/drawing/2016/5/13/chartex" xmlns:cx8="http://schemas.microsoft.com/office/drawing/2016/5/14/chartex" xmlns:mc="http://schemas.openxmlformats.org/markup-compatibility/2006" xmlns:aink="http://schemas.microsoft.com/office/drawing/2016/ink" xmlns:am3d="http://schemas.microsoft.com/office/drawing/2017/model3d" xmlns:o="urn:schemas-microsoft-com:office:office" xmlns:oel="http://schemas.microsoft.com/office/2019/extlst" xmlns:r="http://schemas.openxmlformats.org/officeDocument/2006/relationships" xmlns:m="http://schemas.openxmlformats.org/officeDocument/2006/math" xmlns:v="urn:schemas-microsoft-com:vml" xmlns:wp14="http://schemas.microsoft.com/office/word/2010/wordprocessingDrawing" xmlns:wp="http://schemas.openxmlformats.org/drawingml/2006/wordprocessingDrawing" xmlns:w10="urn:schemas-microsoft-com:office:word" xmlns:w="http://schemas.openxmlformats.org/wordprocessingml/2006/main" xmlns:w14="http://schemas.microsoft.com/office/word/2010/wordml" xmlns:w15="http://schemas.microsoft.com/office/word/2012/wordml" xmlns:w16cex="http://schemas.microsoft.com/office/word/2018/wordml/cex" xmlns:w16cid="http://schemas.microsoft.com/office/word/2016/wordml/cid" xmlns:w16="http://schemas.microsoft.com/office/word/2018/wordml" xmlns:w16sdtdh="http://schemas.microsoft.com/office/word/2020/wordml/sdtdatahash" xmlns:w16se="http://schemas.microsoft.com/office/word/2015/wordml/symex" xmlns:wpg="http://schemas.microsoft.com/office/word/2010/wordprocessingGroup" xmlns:wpi="http://schemas.microsoft.com/office/word/2010/wordprocessingInk" xmlns:wne="http://schemas.microsoft.com/office/word/2006/wordml" xmlns:wps="http://schemas.microsoft.com/office/word/2010/wordprocessingShape" mc:Ignorable="w14 w15 w16se w16cid w16 w16cex w16sdtdh wp14">
+<w:footnotes xmlns:wpc="http://schemas.microsoft.com/office/word/2010/wordprocessingCanvas" xmlns:cx="http://schemas.microsoft.com/office/drawing/2014/chartex" xmlns:cx1="http://schemas.microsoft.com/office/drawing/2015/9/8/chartex" xmlns:cx2="http://schemas.microsoft.com/office/drawing/2015/10/21/chartex" xmlns:cx3="http://schemas.microsoft.com/office/drawing/2016/5/9/chartex" xmlns:cx4="http://schemas.microsoft.com/office/drawing/2016/5/10/chartex" xmlns:cx5="http://schemas.microsoft.com/office/drawing/2016/5/11/chartex" xmlns:cx6="http://schemas.microsoft.com/office/drawing/2016/5/12/chartex" xmlns:cx7="http://schemas.microsoft.com/office/drawing/2016/5/13/chartex" xmlns:cx8="http://schemas.microsoft.com/office/drawing/2016/5/14/chartex" xmlns:mc="http://schemas.openxmlformats.org/markup-compatibility/2006" xmlns:aink="http://schemas.microsoft.com/office/drawing/2016/ink" xmlns:am3d="http://schemas.microsoft.com/office/drawing/2017/model3d" xmlns:o="urn:schemas-microsoft-com:office:office" xmlns:oel="http://schemas.microsoft.com/office/2019/extlst" xmlns:r="http://schemas.openxmlformats.org/officeDocument/2006/relationships" xmlns:m="http://schemas.openxmlformats.org/officeDocument/2006/math" xmlns:v="urn:schemas-microsoft-com:vml" xmlns:wp14="http://schemas.microsoft.com/office/word/2010/wordprocessingDrawing" xmlns:wp="http://schemas.openxmlformats.org/drawingml/2006/wordprocessingDrawing" xmlns:w10="urn:schemas-microsoft-com:office:word" xmlns:w="http://schemas.openxmlformats.org/wordprocessingml/2006/main" xmlns:w14="http://schemas.microsoft.com/office/word/2010/wordml" xmlns:w15="http://schemas.microsoft.com/office/word/2012/wordml" xmlns:w16cex="http://schemas.microsoft.com/office/word/2018/wordml/cex" xmlns:w16cid="http://schemas.microsoft.com/office/word/2016/wordml/cid" xmlns:w16="http://schemas.microsoft.com/office/word/2018/wordml" xmlns:w16du="http://schemas.microsoft.com/office/word/2023/wordml/word16du" xmlns:w16sdtdh="http://schemas.microsoft.com/office/word/2020/wordml/sdtdatahash" xmlns:w16sdtfl="http://schemas.microsoft.com/office/word/2024/wordml/sdtformatlock" xmlns:w16se="http://schemas.microsoft.com/office/word/2015/wordml/symex" xmlns:wpg="http://schemas.microsoft.com/office/word/2010/wordprocessingGroup" xmlns:wpi="http://schemas.microsoft.com/office/word/2010/wordprocessingInk" xmlns:wne="http://schemas.microsoft.com/office/word/2006/wordml" xmlns:wps="http://schemas.microsoft.com/office/word/2010/wordprocessingShape" mc:Ignorable="w14 w15 w16se w16cid w16 w16cex w16sdtdh w16sdtfl w16du wp14">
   <w:footnote w:type="separator" w:id="-1">
     <w:p>
       <w:r>
@@ -3294,7 +3302,7 @@
 </file>
 
 <file path=word/header1.xml><?xml version="1.0" encoding="utf-8"?>
-<w:hdr xmlns:wpc="http://schemas.microsoft.com/office/word/2010/wordprocessingCanvas" xmlns:cx="http://schemas.microsoft.com/office/drawing/2014/chartex" xmlns:cx1="http://schemas.microsoft.com/office/drawing/2015/9/8/chartex" xmlns:cx2="http://schemas.microsoft.com/office/drawing/2015/10/21/chartex" xmlns:cx3="http://schemas.microsoft.com/office/drawing/2016/5/9/chartex" xmlns:cx4="http://schemas.microsoft.com/office/drawing/2016/5/10/chartex" xmlns:cx5="http://schemas.microsoft.com/office/drawing/2016/5/11/chartex" xmlns:cx6="http://schemas.microsoft.com/office/drawing/2016/5/12/chartex" xmlns:cx7="http://schemas.microsoft.com/office/drawing/2016/5/13/chartex" xmlns:cx8="http://schemas.microsoft.com/office/drawing/2016/5/14/chartex" xmlns:mc="http://schemas.openxmlformats.org/markup-compatibility/2006" xmlns:aink="http://schemas.microsoft.com/office/drawing/2016/ink" xmlns:am3d="http://schemas.microsoft.com/office/drawing/2017/model3d" xmlns:o="urn:schemas-microsoft-com:office:office" xmlns:oel="http://schemas.microsoft.com/office/2019/extlst" xmlns:r="http://schemas.openxmlformats.org/officeDocument/2006/relationships" xmlns:m="http://schemas.openxmlformats.org/officeDocument/2006/math" xmlns:v="urn:schemas-microsoft-com:vml" xmlns:wp14="http://schemas.microsoft.com/office/word/2010/wordprocessingDrawing" xmlns:wp="http://schemas.openxmlformats.org/drawingml/2006/wordprocessingDrawing" xmlns:w10="urn:schemas-microsoft-com:office:word" xmlns:w="http://schemas.openxmlformats.org/wordprocessingml/2006/main" xmlns:w14="http://schemas.microsoft.com/office/word/2010/wordml" xmlns:w15="http://schemas.microsoft.com/office/word/2012/wordml" xmlns:w16cex="http://schemas.microsoft.com/office/word/2018/wordml/cex" xmlns:w16cid="http://schemas.microsoft.com/office/word/2016/wordml/cid" xmlns:w16="http://schemas.microsoft.com/office/word/2018/wordml" xmlns:w16sdtdh="http://schemas.microsoft.com/office/word/2020/wordml/sdtdatahash" xmlns:w16se="http://schemas.microsoft.com/office/word/2015/wordml/symex" xmlns:wpg="http://schemas.microsoft.com/office/word/2010/wordprocessingGroup" xmlns:wpi="http://schemas.microsoft.com/office/word/2010/wordprocessingInk" xmlns:wne="http://schemas.microsoft.com/office/word/2006/wordml" xmlns:wps="http://schemas.microsoft.com/office/word/2010/wordprocessingShape" mc:Ignorable="w14 w15 w16se w16cid w16 w16cex w16sdtdh wp14">
+<w:hdr xmlns:wpc="http://schemas.microsoft.com/office/word/2010/wordprocessingCanvas" xmlns:cx="http://schemas.microsoft.com/office/drawing/2014/chartex" xmlns:cx1="http://schemas.microsoft.com/office/drawing/2015/9/8/chartex" xmlns:cx2="http://schemas.microsoft.com/office/drawing/2015/10/21/chartex" xmlns:cx3="http://schemas.microsoft.com/office/drawing/2016/5/9/chartex" xmlns:cx4="http://schemas.microsoft.com/office/drawing/2016/5/10/chartex" xmlns:cx5="http://schemas.microsoft.com/office/drawing/2016/5/11/chartex" xmlns:cx6="http://schemas.microsoft.com/office/drawing/2016/5/12/chartex" xmlns:cx7="http://schemas.microsoft.com/office/drawing/2016/5/13/chartex" xmlns:cx8="http://schemas.microsoft.com/office/drawing/2016/5/14/chartex" xmlns:mc="http://schemas.openxmlformats.org/markup-compatibility/2006" xmlns:aink="http://schemas.microsoft.com/office/drawing/2016/ink" xmlns:am3d="http://schemas.microsoft.com/office/drawing/2017/model3d" xmlns:o="urn:schemas-microsoft-com:office:office" xmlns:oel="http://schemas.microsoft.com/office/2019/extlst" xmlns:r="http://schemas.openxmlformats.org/officeDocument/2006/relationships" xmlns:m="http://schemas.openxmlformats.org/officeDocument/2006/math" xmlns:v="urn:schemas-microsoft-com:vml" xmlns:wp14="http://schemas.microsoft.com/office/word/2010/wordprocessingDrawing" xmlns:wp="http://schemas.openxmlformats.org/drawingml/2006/wordprocessingDrawing" xmlns:w10="urn:schemas-microsoft-com:office:word" xmlns:w="http://schemas.openxmlformats.org/wordprocessingml/2006/main" xmlns:w14="http://schemas.microsoft.com/office/word/2010/wordml" xmlns:w15="http://schemas.microsoft.com/office/word/2012/wordml" xmlns:w16cex="http://schemas.microsoft.com/office/word/2018/wordml/cex" xmlns:w16cid="http://schemas.microsoft.com/office/word/2016/wordml/cid" xmlns:w16="http://schemas.microsoft.com/office/word/2018/wordml" xmlns:w16du="http://schemas.microsoft.com/office/word/2023/wordml/word16du" xmlns:w16sdtdh="http://schemas.microsoft.com/office/word/2020/wordml/sdtdatahash" xmlns:w16sdtfl="http://schemas.microsoft.com/office/word/2024/wordml/sdtformatlock" xmlns:w16se="http://schemas.microsoft.com/office/word/2015/wordml/symex" xmlns:wpg="http://schemas.microsoft.com/office/word/2010/wordprocessingGroup" xmlns:wpi="http://schemas.microsoft.com/office/word/2010/wordprocessingInk" xmlns:wne="http://schemas.microsoft.com/office/word/2006/wordml" xmlns:wps="http://schemas.microsoft.com/office/word/2010/wordprocessingShape" mc:Ignorable="w14 w15 w16se w16cid w16 w16cex w16sdtdh w16sdtfl w16du wp14">
   <w:p>
     <w:pPr>
       <w:pStyle w:val="Header"/>
@@ -3304,7 +3312,7 @@
 </file>
 
 <file path=word/header2.xml><?xml version="1.0" encoding="utf-8"?>
-<w:hdr xmlns:wpc="http://schemas.microsoft.com/office/word/2010/wordprocessingCanvas" xmlns:cx="http://schemas.microsoft.com/office/drawing/2014/chartex" xmlns:cx1="http://schemas.microsoft.com/office/drawing/2015/9/8/chartex" xmlns:cx2="http://schemas.microsoft.com/office/drawing/2015/10/21/chartex" xmlns:cx3="http://schemas.microsoft.com/office/drawing/2016/5/9/chartex" xmlns:cx4="http://schemas.microsoft.com/office/drawing/2016/5/10/chartex" xmlns:cx5="http://schemas.microsoft.com/office/drawing/2016/5/11/chartex" xmlns:cx6="http://schemas.microsoft.com/office/drawing/2016/5/12/chartex" xmlns:cx7="http://schemas.microsoft.com/office/drawing/2016/5/13/chartex" xmlns:cx8="http://schemas.microsoft.com/office/drawing/2016/5/14/chartex" xmlns:mc="http://schemas.openxmlformats.org/markup-compatibility/2006" xmlns:aink="http://schemas.microsoft.com/office/drawing/2016/ink" xmlns:am3d="http://schemas.microsoft.com/office/drawing/2017/model3d" xmlns:o="urn:schemas-microsoft-com:office:office" xmlns:oel="http://schemas.microsoft.com/office/2019/extlst" xmlns:r="http://schemas.openxmlformats.org/officeDocument/2006/relationships" xmlns:m="http://schemas.openxmlformats.org/officeDocument/2006/math" xmlns:v="urn:schemas-microsoft-com:vml" xmlns:wp14="http://schemas.microsoft.com/office/word/2010/wordprocessingDrawing" xmlns:wp="http://schemas.openxmlformats.org/drawingml/2006/wordprocessingDrawing" xmlns:w10="urn:schemas-microsoft-com:office:word" xmlns:w="http://schemas.openxmlformats.org/wordprocessingml/2006/main" xmlns:w14="http://schemas.microsoft.com/office/word/2010/wordml" xmlns:w15="http://schemas.microsoft.com/office/word/2012/wordml" xmlns:w16cex="http://schemas.microsoft.com/office/word/2018/wordml/cex" xmlns:w16cid="http://schemas.microsoft.com/office/word/2016/wordml/cid" xmlns:w16="http://schemas.microsoft.com/office/word/2018/wordml" xmlns:w16sdtdh="http://schemas.microsoft.com/office/word/2020/wordml/sdtdatahash" xmlns:w16se="http://schemas.microsoft.com/office/word/2015/wordml/symex" xmlns:wpg="http://schemas.microsoft.com/office/word/2010/wordprocessingGroup" xmlns:wpi="http://schemas.microsoft.com/office/word/2010/wordprocessingInk" xmlns:wne="http://schemas.microsoft.com/office/word/2006/wordml" xmlns:wps="http://schemas.microsoft.com/office/word/2010/wordprocessingShape" mc:Ignorable="w14 w15 w16se w16cid w16 w16cex w16sdtdh wp14">
+<w:hdr xmlns:wpc="http://schemas.microsoft.com/office/word/2010/wordprocessingCanvas" xmlns:cx="http://schemas.microsoft.com/office/drawing/2014/chartex" xmlns:cx1="http://schemas.microsoft.com/office/drawing/2015/9/8/chartex" xmlns:cx2="http://schemas.microsoft.com/office/drawing/2015/10/21/chartex" xmlns:cx3="http://schemas.microsoft.com/office/drawing/2016/5/9/chartex" xmlns:cx4="http://schemas.microsoft.com/office/drawing/2016/5/10/chartex" xmlns:cx5="http://schemas.microsoft.com/office/drawing/2016/5/11/chartex" xmlns:cx6="http://schemas.microsoft.com/office/drawing/2016/5/12/chartex" xmlns:cx7="http://schemas.microsoft.com/office/drawing/2016/5/13/chartex" xmlns:cx8="http://schemas.microsoft.com/office/drawing/2016/5/14/chartex" xmlns:mc="http://schemas.openxmlformats.org/markup-compatibility/2006" xmlns:aink="http://schemas.microsoft.com/office/drawing/2016/ink" xmlns:am3d="http://schemas.microsoft.com/office/drawing/2017/model3d" xmlns:o="urn:schemas-microsoft-com:office:office" xmlns:oel="http://schemas.microsoft.com/office/2019/extlst" xmlns:r="http://schemas.openxmlformats.org/officeDocument/2006/relationships" xmlns:m="http://schemas.openxmlformats.org/officeDocument/2006/math" xmlns:v="urn:schemas-microsoft-com:vml" xmlns:wp14="http://schemas.microsoft.com/office/word/2010/wordprocessingDrawing" xmlns:wp="http://schemas.openxmlformats.org/drawingml/2006/wordprocessingDrawing" xmlns:w10="urn:schemas-microsoft-com:office:word" xmlns:w="http://schemas.openxmlformats.org/wordprocessingml/2006/main" xmlns:w14="http://schemas.microsoft.com/office/word/2010/wordml" xmlns:w15="http://schemas.microsoft.com/office/word/2012/wordml" xmlns:w16cex="http://schemas.microsoft.com/office/word/2018/wordml/cex" xmlns:w16cid="http://schemas.microsoft.com/office/word/2016/wordml/cid" xmlns:w16="http://schemas.microsoft.com/office/word/2018/wordml" xmlns:w16du="http://schemas.microsoft.com/office/word/2023/wordml/word16du" xmlns:w16sdtdh="http://schemas.microsoft.com/office/word/2020/wordml/sdtdatahash" xmlns:w16sdtfl="http://schemas.microsoft.com/office/word/2024/wordml/sdtformatlock" xmlns:w16se="http://schemas.microsoft.com/office/word/2015/wordml/symex" xmlns:wpg="http://schemas.microsoft.com/office/word/2010/wordprocessingGroup" xmlns:wpi="http://schemas.microsoft.com/office/word/2010/wordprocessingInk" xmlns:wne="http://schemas.microsoft.com/office/word/2006/wordml" xmlns:wps="http://schemas.microsoft.com/office/word/2010/wordprocessingShape" mc:Ignorable="w14 w15 w16se w16cid w16 w16cex w16sdtdh w16sdtfl w16du wp14">
   <w:p>
     <w:pPr>
       <w:tabs>
@@ -3557,7 +3565,7 @@
 </file>
 
 <file path=word/header3.xml><?xml version="1.0" encoding="utf-8"?>
-<w:hdr xmlns:wpc="http://schemas.microsoft.com/office/word/2010/wordprocessingCanvas" xmlns:cx="http://schemas.microsoft.com/office/drawing/2014/chartex" xmlns:cx1="http://schemas.microsoft.com/office/drawing/2015/9/8/chartex" xmlns:cx2="http://schemas.microsoft.com/office/drawing/2015/10/21/chartex" xmlns:cx3="http://schemas.microsoft.com/office/drawing/2016/5/9/chartex" xmlns:cx4="http://schemas.microsoft.com/office/drawing/2016/5/10/chartex" xmlns:cx5="http://schemas.microsoft.com/office/drawing/2016/5/11/chartex" xmlns:cx6="http://schemas.microsoft.com/office/drawing/2016/5/12/chartex" xmlns:cx7="http://schemas.microsoft.com/office/drawing/2016/5/13/chartex" xmlns:cx8="http://schemas.microsoft.com/office/drawing/2016/5/14/chartex" xmlns:mc="http://schemas.openxmlformats.org/markup-compatibility/2006" xmlns:aink="http://schemas.microsoft.com/office/drawing/2016/ink" xmlns:am3d="http://schemas.microsoft.com/office/drawing/2017/model3d" xmlns:o="urn:schemas-microsoft-com:office:office" xmlns:oel="http://schemas.microsoft.com/office/2019/extlst" xmlns:r="http://schemas.openxmlformats.org/officeDocument/2006/relationships" xmlns:m="http://schemas.openxmlformats.org/officeDocument/2006/math" xmlns:v="urn:schemas-microsoft-com:vml" xmlns:wp14="http://schemas.microsoft.com/office/word/2010/wordprocessingDrawing" xmlns:wp="http://schemas.openxmlformats.org/drawingml/2006/wordprocessingDrawing" xmlns:w10="urn:schemas-microsoft-com:office:word" xmlns:w="http://schemas.openxmlformats.org/wordprocessingml/2006/main" xmlns:w14="http://schemas.microsoft.com/office/word/2010/wordml" xmlns:w15="http://schemas.microsoft.com/office/word/2012/wordml" xmlns:w16cex="http://schemas.microsoft.com/office/word/2018/wordml/cex" xmlns:w16cid="http://schemas.microsoft.com/office/word/2016/wordml/cid" xmlns:w16="http://schemas.microsoft.com/office/word/2018/wordml" xmlns:w16sdtdh="http://schemas.microsoft.com/office/word/2020/wordml/sdtdatahash" xmlns:w16se="http://schemas.microsoft.com/office/word/2015/wordml/symex" xmlns:wpg="http://schemas.microsoft.com/office/word/2010/wordprocessingGroup" xmlns:wpi="http://schemas.microsoft.com/office/word/2010/wordprocessingInk" xmlns:wne="http://schemas.microsoft.com/office/word/2006/wordml" xmlns:wps="http://schemas.microsoft.com/office/word/2010/wordprocessingShape" mc:Ignorable="w14 w15 w16se w16cid w16 w16cex w16sdtdh wp14">
+<w:hdr xmlns:wpc="http://schemas.microsoft.com/office/word/2010/wordprocessingCanvas" xmlns:cx="http://schemas.microsoft.com/office/drawing/2014/chartex" xmlns:cx1="http://schemas.microsoft.com/office/drawing/2015/9/8/chartex" xmlns:cx2="http://schemas.microsoft.com/office/drawing/2015/10/21/chartex" xmlns:cx3="http://schemas.microsoft.com/office/drawing/2016/5/9/chartex" xmlns:cx4="http://schemas.microsoft.com/office/drawing/2016/5/10/chartex" xmlns:cx5="http://schemas.microsoft.com/office/drawing/2016/5/11/chartex" xmlns:cx6="http://schemas.microsoft.com/office/drawing/2016/5/12/chartex" xmlns:cx7="http://schemas.microsoft.com/office/drawing/2016/5/13/chartex" xmlns:cx8="http://schemas.microsoft.com/office/drawing/2016/5/14/chartex" xmlns:mc="http://schemas.openxmlformats.org/markup-compatibility/2006" xmlns:aink="http://schemas.microsoft.com/office/drawing/2016/ink" xmlns:am3d="http://schemas.microsoft.com/office/drawing/2017/model3d" xmlns:o="urn:schemas-microsoft-com:office:office" xmlns:oel="http://schemas.microsoft.com/office/2019/extlst" xmlns:r="http://schemas.openxmlformats.org/officeDocument/2006/relationships" xmlns:m="http://schemas.openxmlformats.org/officeDocument/2006/math" xmlns:v="urn:schemas-microsoft-com:vml" xmlns:wp14="http://schemas.microsoft.com/office/word/2010/wordprocessingDrawing" xmlns:wp="http://schemas.openxmlformats.org/drawingml/2006/wordprocessingDrawing" xmlns:w10="urn:schemas-microsoft-com:office:word" xmlns:w="http://schemas.openxmlformats.org/wordprocessingml/2006/main" xmlns:w14="http://schemas.microsoft.com/office/word/2010/wordml" xmlns:w15="http://schemas.microsoft.com/office/word/2012/wordml" xmlns:w16cex="http://schemas.microsoft.com/office/word/2018/wordml/cex" xmlns:w16cid="http://schemas.microsoft.com/office/word/2016/wordml/cid" xmlns:w16="http://schemas.microsoft.com/office/word/2018/wordml" xmlns:w16du="http://schemas.microsoft.com/office/word/2023/wordml/word16du" xmlns:w16sdtdh="http://schemas.microsoft.com/office/word/2020/wordml/sdtdatahash" xmlns:w16sdtfl="http://schemas.microsoft.com/office/word/2024/wordml/sdtformatlock" xmlns:w16se="http://schemas.microsoft.com/office/word/2015/wordml/symex" xmlns:wpg="http://schemas.microsoft.com/office/word/2010/wordprocessingGroup" xmlns:wpi="http://schemas.microsoft.com/office/word/2010/wordprocessingInk" xmlns:wne="http://schemas.microsoft.com/office/word/2006/wordml" xmlns:wps="http://schemas.microsoft.com/office/word/2010/wordprocessingShape" mc:Ignorable="w14 w15 w16se w16cid w16 w16cex w16sdtdh w16sdtfl w16du wp14">
   <w:p>
     <w:pPr>
       <w:pStyle w:val="Header"/>
@@ -3567,7 +3575,7 @@
 </file>
 
 <file path=word/header4.xml><?xml version="1.0" encoding="utf-8"?>
-<w:hdr xmlns:wpc="http://schemas.microsoft.com/office/word/2010/wordprocessingCanvas" xmlns:cx="http://schemas.microsoft.com/office/drawing/2014/chartex" xmlns:cx1="http://schemas.microsoft.com/office/drawing/2015/9/8/chartex" xmlns:cx2="http://schemas.microsoft.com/office/drawing/2015/10/21/chartex" xmlns:cx3="http://schemas.microsoft.com/office/drawing/2016/5/9/chartex" xmlns:cx4="http://schemas.microsoft.com/office/drawing/2016/5/10/chartex" xmlns:cx5="http://schemas.microsoft.com/office/drawing/2016/5/11/chartex" xmlns:cx6="http://schemas.microsoft.com/office/drawing/2016/5/12/chartex" xmlns:cx7="http://schemas.microsoft.com/office/drawing/2016/5/13/chartex" xmlns:cx8="http://schemas.microsoft.com/office/drawing/2016/5/14/chartex" xmlns:mc="http://schemas.openxmlformats.org/markup-compatibility/2006" xmlns:aink="http://schemas.microsoft.com/office/drawing/2016/ink" xmlns:am3d="http://schemas.microsoft.com/office/drawing/2017/model3d" xmlns:o="urn:schemas-microsoft-com:office:office" xmlns:oel="http://schemas.microsoft.com/office/2019/extlst" xmlns:r="http://schemas.openxmlformats.org/officeDocument/2006/relationships" xmlns:m="http://schemas.openxmlformats.org/officeDocument/2006/math" xmlns:v="urn:schemas-microsoft-com:vml" xmlns:wp14="http://schemas.microsoft.com/office/word/2010/wordprocessingDrawing" xmlns:wp="http://schemas.openxmlformats.org/drawingml/2006/wordprocessingDrawing" xmlns:w10="urn:schemas-microsoft-com:office:word" xmlns:w="http://schemas.openxmlformats.org/wordprocessingml/2006/main" xmlns:w14="http://schemas.microsoft.com/office/word/2010/wordml" xmlns:w15="http://schemas.microsoft.com/office/word/2012/wordml" xmlns:w16cex="http://schemas.microsoft.com/office/word/2018/wordml/cex" xmlns:w16cid="http://schemas.microsoft.com/office/word/2016/wordml/cid" xmlns:w16="http://schemas.microsoft.com/office/word/2018/wordml" xmlns:w16sdtdh="http://schemas.microsoft.com/office/word/2020/wordml/sdtdatahash" xmlns:w16se="http://schemas.microsoft.com/office/word/2015/wordml/symex" xmlns:wpg="http://schemas.microsoft.com/office/word/2010/wordprocessingGroup" xmlns:wpi="http://schemas.microsoft.com/office/word/2010/wordprocessingInk" xmlns:wne="http://schemas.microsoft.com/office/word/2006/wordml" xmlns:wps="http://schemas.microsoft.com/office/word/2010/wordprocessingShape" mc:Ignorable="w14 w15 w16se w16cid w16 w16cex w16sdtdh wp14">
+<w:hdr xmlns:wpc="http://schemas.microsoft.com/office/word/2010/wordprocessingCanvas" xmlns:cx="http://schemas.microsoft.com/office/drawing/2014/chartex" xmlns:cx1="http://schemas.microsoft.com/office/drawing/2015/9/8/chartex" xmlns:cx2="http://schemas.microsoft.com/office/drawing/2015/10/21/chartex" xmlns:cx3="http://schemas.microsoft.com/office/drawing/2016/5/9/chartex" xmlns:cx4="http://schemas.microsoft.com/office/drawing/2016/5/10/chartex" xmlns:cx5="http://schemas.microsoft.com/office/drawing/2016/5/11/chartex" xmlns:cx6="http://schemas.microsoft.com/office/drawing/2016/5/12/chartex" xmlns:cx7="http://schemas.microsoft.com/office/drawing/2016/5/13/chartex" xmlns:cx8="http://schemas.microsoft.com/office/drawing/2016/5/14/chartex" xmlns:mc="http://schemas.openxmlformats.org/markup-compatibility/2006" xmlns:aink="http://schemas.microsoft.com/office/drawing/2016/ink" xmlns:am3d="http://schemas.microsoft.com/office/drawing/2017/model3d" xmlns:o="urn:schemas-microsoft-com:office:office" xmlns:oel="http://schemas.microsoft.com/office/2019/extlst" xmlns:r="http://schemas.openxmlformats.org/officeDocument/2006/relationships" xmlns:m="http://schemas.openxmlformats.org/officeDocument/2006/math" xmlns:v="urn:schemas-microsoft-com:vml" xmlns:wp14="http://schemas.microsoft.com/office/word/2010/wordprocessingDrawing" xmlns:wp="http://schemas.openxmlformats.org/drawingml/2006/wordprocessingDrawing" xmlns:w10="urn:schemas-microsoft-com:office:word" xmlns:w="http://schemas.openxmlformats.org/wordprocessingml/2006/main" xmlns:w14="http://schemas.microsoft.com/office/word/2010/wordml" xmlns:w15="http://schemas.microsoft.com/office/word/2012/wordml" xmlns:w16cex="http://schemas.microsoft.com/office/word/2018/wordml/cex" xmlns:w16cid="http://schemas.microsoft.com/office/word/2016/wordml/cid" xmlns:w16="http://schemas.microsoft.com/office/word/2018/wordml" xmlns:w16du="http://schemas.microsoft.com/office/word/2023/wordml/word16du" xmlns:w16sdtdh="http://schemas.microsoft.com/office/word/2020/wordml/sdtdatahash" xmlns:w16sdtfl="http://schemas.microsoft.com/office/word/2024/wordml/sdtformatlock" xmlns:w16se="http://schemas.microsoft.com/office/word/2015/wordml/symex" xmlns:wpg="http://schemas.microsoft.com/office/word/2010/wordprocessingGroup" xmlns:wpi="http://schemas.microsoft.com/office/word/2010/wordprocessingInk" xmlns:wne="http://schemas.microsoft.com/office/word/2006/wordml" xmlns:wps="http://schemas.microsoft.com/office/word/2010/wordprocessingShape" mc:Ignorable="w14 w15 w16se w16cid w16 w16cex w16sdtdh w16sdtfl w16du wp14">
   <w:p>
     <w:pPr>
       <w:tabs>
@@ -3752,7 +3760,7 @@
 </file>
 
 <file path=word/styles.xml><?xml version="1.0" encoding="utf-8"?>
-<w:styles xmlns:mc="http://schemas.openxmlformats.org/markup-compatibility/2006" xmlns:r="http://schemas.openxmlformats.org/officeDocument/2006/relationships" xmlns:w="http://schemas.openxmlformats.org/wordprocessingml/2006/main" xmlns:w14="http://schemas.microsoft.com/office/word/2010/wordml" xmlns:w15="http://schemas.microsoft.com/office/word/2012/wordml" xmlns:w16cex="http://schemas.microsoft.com/office/word/2018/wordml/cex" xmlns:w16cid="http://schemas.microsoft.com/office/word/2016/wordml/cid" xmlns:w16="http://schemas.microsoft.com/office/word/2018/wordml" xmlns:w16sdtdh="http://schemas.microsoft.com/office/word/2020/wordml/sdtdatahash" xmlns:w16se="http://schemas.microsoft.com/office/word/2015/wordml/symex" mc:Ignorable="w14 w15 w16se w16cid w16 w16cex w16sdtdh">
+<w:styles xmlns:mc="http://schemas.openxmlformats.org/markup-compatibility/2006" xmlns:r="http://schemas.openxmlformats.org/officeDocument/2006/relationships" xmlns:w="http://schemas.openxmlformats.org/wordprocessingml/2006/main" xmlns:w14="http://schemas.microsoft.com/office/word/2010/wordml" xmlns:w15="http://schemas.microsoft.com/office/word/2012/wordml" xmlns:w16cex="http://schemas.microsoft.com/office/word/2018/wordml/cex" xmlns:w16cid="http://schemas.microsoft.com/office/word/2016/wordml/cid" xmlns:w16="http://schemas.microsoft.com/office/word/2018/wordml" xmlns:w16du="http://schemas.microsoft.com/office/word/2023/wordml/word16du" xmlns:w16sdtdh="http://schemas.microsoft.com/office/word/2020/wordml/sdtdatahash" xmlns:w16sdtfl="http://schemas.microsoft.com/office/word/2024/wordml/sdtformatlock" xmlns:w16se="http://schemas.microsoft.com/office/word/2015/wordml/symex" mc:Ignorable="w14 w15 w16se w16cid w16 w16cex w16sdtdh w16sdtfl w16du">
   <w:docDefaults>
     <w:rPrDefault>
       <w:rPr>

--- a/project/documents/communications/requesttermadjustment.docx
+++ b/project/documents/communications/requesttermadjustment.docx
@@ -57,7 +57,21 @@
         <w:rPr>
           <w:sz w:val="24"/>
         </w:rPr>
-        <w:t>Inventor(s):     &lt;&lt;inventorEtal&gt;&gt;</w:t>
+        <w:t>Inventor(s):     &lt;&lt;</w:t>
+      </w:r>
+      <w:proofErr w:type="spellStart"/>
+      <w:r>
+        <w:rPr>
+          <w:sz w:val="24"/>
+        </w:rPr>
+        <w:t>inventorEtal</w:t>
+      </w:r>
+      <w:proofErr w:type="spellEnd"/>
+      <w:r>
+        <w:rPr>
+          <w:sz w:val="24"/>
+        </w:rPr>
+        <w:t>&gt;&gt;</w:t>
       </w:r>
     </w:p>
     <w:p>
@@ -121,7 +135,21 @@
         <w:rPr>
           <w:sz w:val="24"/>
         </w:rPr>
-        <w:t>Docket No.:  &lt;&lt;matterNo&gt;&gt;</w:t>
+        <w:t>Docket No.:  &lt;&lt;</w:t>
+      </w:r>
+      <w:proofErr w:type="spellStart"/>
+      <w:r>
+        <w:rPr>
+          <w:sz w:val="24"/>
+        </w:rPr>
+        <w:t>matterNo</w:t>
+      </w:r>
+      <w:proofErr w:type="spellEnd"/>
+      <w:r>
+        <w:rPr>
+          <w:sz w:val="24"/>
+        </w:rPr>
+        <w:t>&gt;&gt;</w:t>
       </w:r>
       <w:r>
         <w:rPr>
@@ -134,7 +162,21 @@
         <w:rPr>
           <w:sz w:val="24"/>
         </w:rPr>
-        <w:t>&lt;&lt;serialNo&gt;&gt;</w:t>
+        <w:t>&lt;&lt;</w:t>
+      </w:r>
+      <w:proofErr w:type="spellStart"/>
+      <w:r>
+        <w:rPr>
+          <w:sz w:val="24"/>
+        </w:rPr>
+        <w:t>serialNo</w:t>
+      </w:r>
+      <w:proofErr w:type="spellEnd"/>
+      <w:r>
+        <w:rPr>
+          <w:sz w:val="24"/>
+        </w:rPr>
+        <w:t>&gt;&gt;</w:t>
       </w:r>
     </w:p>
     <w:p>
@@ -157,7 +199,21 @@
         <w:rPr>
           <w:sz w:val="24"/>
         </w:rPr>
-        <w:t>Filed:  &lt;&lt;filedDate&gt;&gt;</w:t>
+        <w:t>Filed:  &lt;&lt;</w:t>
+      </w:r>
+      <w:proofErr w:type="spellStart"/>
+      <w:r>
+        <w:rPr>
+          <w:sz w:val="24"/>
+        </w:rPr>
+        <w:t>filedDate</w:t>
+      </w:r>
+      <w:proofErr w:type="spellEnd"/>
+      <w:r>
+        <w:rPr>
+          <w:sz w:val="24"/>
+        </w:rPr>
+        <w:t>&gt;&gt;</w:t>
       </w:r>
       <w:r>
         <w:rPr>
@@ -172,12 +228,14 @@
         </w:rPr>
         <w:t>&lt;&lt;</w:t>
       </w:r>
+      <w:proofErr w:type="spellStart"/>
       <w:r>
         <w:rPr>
           <w:sz w:val="24"/>
         </w:rPr>
         <w:t>dueDate</w:t>
       </w:r>
+      <w:proofErr w:type="spellEnd"/>
       <w:r>
         <w:rPr>
           <w:sz w:val="24"/>
@@ -205,7 +263,21 @@
         <w:rPr>
           <w:sz w:val="24"/>
         </w:rPr>
-        <w:t>Examiner:  &lt;&lt;examinerName&gt;&gt;</w:t>
+        <w:t>Examiner:  &lt;&lt;</w:t>
+      </w:r>
+      <w:proofErr w:type="spellStart"/>
+      <w:r>
+        <w:rPr>
+          <w:sz w:val="24"/>
+        </w:rPr>
+        <w:t>examinerName</w:t>
+      </w:r>
+      <w:proofErr w:type="spellEnd"/>
+      <w:r>
+        <w:rPr>
+          <w:sz w:val="24"/>
+        </w:rPr>
+        <w:t>&gt;&gt;</w:t>
       </w:r>
       <w:r>
         <w:rPr>
@@ -218,7 +290,21 @@
         <w:rPr>
           <w:sz w:val="24"/>
         </w:rPr>
-        <w:t>&lt;&lt;artUnit&gt;&gt;</w:t>
+        <w:t>&lt;&lt;</w:t>
+      </w:r>
+      <w:proofErr w:type="spellStart"/>
+      <w:r>
+        <w:rPr>
+          <w:sz w:val="24"/>
+        </w:rPr>
+        <w:t>artUnit</w:t>
+      </w:r>
+      <w:proofErr w:type="spellEnd"/>
+      <w:r>
+        <w:rPr>
+          <w:sz w:val="24"/>
+        </w:rPr>
+        <w:t>&gt;&gt;</w:t>
       </w:r>
     </w:p>
     <w:p>
@@ -246,7 +332,21 @@
         <w:rPr>
           <w:sz w:val="24"/>
         </w:rPr>
-        <w:t>er No.:  &lt;&lt;custNoCorresp&gt;&gt;</w:t>
+        <w:t>er No.:  &lt;&lt;</w:t>
+      </w:r>
+      <w:proofErr w:type="spellStart"/>
+      <w:r>
+        <w:rPr>
+          <w:sz w:val="24"/>
+        </w:rPr>
+        <w:t>custNoCorresp</w:t>
+      </w:r>
+      <w:proofErr w:type="spellEnd"/>
+      <w:r>
+        <w:rPr>
+          <w:sz w:val="24"/>
+        </w:rPr>
+        <w:t>&gt;&gt;</w:t>
       </w:r>
       <w:r>
         <w:rPr>
@@ -259,7 +359,21 @@
         <w:rPr>
           <w:sz w:val="24"/>
         </w:rPr>
-        <w:t>&lt;&lt;confirmNo&gt;&gt;</w:t>
+        <w:t>&lt;&lt;</w:t>
+      </w:r>
+      <w:proofErr w:type="spellStart"/>
+      <w:r>
+        <w:rPr>
+          <w:sz w:val="24"/>
+        </w:rPr>
+        <w:t>confirmNo</w:t>
+      </w:r>
+      <w:proofErr w:type="spellEnd"/>
+      <w:r>
+        <w:rPr>
+          <w:sz w:val="24"/>
+        </w:rPr>
+        <w:t>&gt;&gt;</w:t>
       </w:r>
     </w:p>
     <w:p>
@@ -288,7 +402,23 @@
           <w:bCs/>
           <w:sz w:val="24"/>
         </w:rPr>
-        <w:t>&lt;&lt;patNo&gt;&gt;</w:t>
+        <w:t>&lt;&lt;</w:t>
+      </w:r>
+      <w:proofErr w:type="spellStart"/>
+      <w:r>
+        <w:rPr>
+          <w:bCs/>
+          <w:sz w:val="24"/>
+        </w:rPr>
+        <w:t>patNo</w:t>
+      </w:r>
+      <w:proofErr w:type="spellEnd"/>
+      <w:r>
+        <w:rPr>
+          <w:bCs/>
+          <w:sz w:val="24"/>
+        </w:rPr>
+        <w:t>&gt;&gt;</w:t>
       </w:r>
       <w:r>
         <w:rPr>
@@ -303,7 +433,23 @@
           <w:bCs/>
           <w:sz w:val="24"/>
         </w:rPr>
-        <w:t>&lt;&lt;issueDate&gt;&gt;</w:t>
+        <w:t>&lt;&lt;</w:t>
+      </w:r>
+      <w:proofErr w:type="spellStart"/>
+      <w:r>
+        <w:rPr>
+          <w:bCs/>
+          <w:sz w:val="24"/>
+        </w:rPr>
+        <w:t>issueDate</w:t>
+      </w:r>
+      <w:proofErr w:type="spellEnd"/>
+      <w:r>
+        <w:rPr>
+          <w:bCs/>
+          <w:sz w:val="24"/>
+        </w:rPr>
+        <w:t>&gt;&gt;</w:t>
       </w:r>
     </w:p>
     <w:p>
@@ -513,7 +659,25 @@
           <w:sz w:val="24"/>
           <w:u w:val="single"/>
         </w:rPr>
-        <w:t>(1 pg)</w:t>
+        <w:t xml:space="preserve">(1 </w:t>
+      </w:r>
+      <w:proofErr w:type="spellStart"/>
+      <w:r>
+        <w:rPr>
+          <w:bCs/>
+          <w:sz w:val="24"/>
+          <w:u w:val="single"/>
+        </w:rPr>
+        <w:t>pg</w:t>
+      </w:r>
+      <w:proofErr w:type="spellEnd"/>
+      <w:r>
+        <w:rPr>
+          <w:bCs/>
+          <w:sz w:val="24"/>
+          <w:u w:val="single"/>
+        </w:rPr>
+        <w:t>)</w:t>
       </w:r>
     </w:p>
     <w:p>
@@ -674,7 +838,23 @@
           <w:sz w:val="24"/>
         </w:rPr>
         <w:tab/>
-        <w:t>Authorization to charge Deposit Account No. &lt;&lt;depAccount&gt;&gt; in the amount</w:t>
+        <w:t>Authorization to charge Deposit Account No. &lt;&lt;</w:t>
+      </w:r>
+      <w:proofErr w:type="spellStart"/>
+      <w:r>
+        <w:rPr>
+          <w:bCs/>
+          <w:sz w:val="24"/>
+        </w:rPr>
+        <w:t>depAccount</w:t>
+      </w:r>
+      <w:proofErr w:type="spellEnd"/>
+      <w:r>
+        <w:rPr>
+          <w:bCs/>
+          <w:sz w:val="24"/>
+        </w:rPr>
+        <w:t>&gt;&gt; in the amount</w:t>
       </w:r>
       <w:r>
         <w:rPr>
@@ -805,7 +985,23 @@
           <w:b/>
           <w:bCs/>
         </w:rPr>
-        <w:t>lease charge any additional fees or credit overpayment to Deposit Account No. &lt;&lt;depAccount&gt;&gt;.</w:t>
+        <w:t>lease charge any additional fees or credit overpayment to Deposit Account No. &lt;&lt;</w:t>
+      </w:r>
+      <w:proofErr w:type="spellStart"/>
+      <w:r>
+        <w:rPr>
+          <w:b/>
+          <w:bCs/>
+        </w:rPr>
+        <w:t>depAccount</w:t>
+      </w:r>
+      <w:proofErr w:type="spellEnd"/>
+      <w:r>
+        <w:rPr>
+          <w:b/>
+          <w:bCs/>
+        </w:rPr>
+        <w:t>&gt;&gt;.</w:t>
       </w:r>
     </w:p>
     <w:p>
@@ -875,16 +1071,44 @@
         <w:rPr>
           <w:sz w:val="24"/>
         </w:rPr>
-        <w:t>Customer No.: &lt;&lt;custNoCorresp&gt;&gt;</w:t>
-      </w:r>
-      <w:r>
-        <w:tab/>
-      </w:r>
-      <w:r>
-        <w:rPr>
-          <w:sz w:val="24"/>
-        </w:rPr>
-        <w:t>&lt;&lt;SAName&gt;&gt;</w:t>
+        <w:t>Customer No.: &lt;&lt;</w:t>
+      </w:r>
+      <w:proofErr w:type="spellStart"/>
+      <w:r>
+        <w:rPr>
+          <w:sz w:val="24"/>
+        </w:rPr>
+        <w:t>custNoCorresp</w:t>
+      </w:r>
+      <w:proofErr w:type="spellEnd"/>
+      <w:r>
+        <w:rPr>
+          <w:sz w:val="24"/>
+        </w:rPr>
+        <w:t>&gt;&gt;</w:t>
+      </w:r>
+      <w:r>
+        <w:tab/>
+      </w:r>
+      <w:r>
+        <w:rPr>
+          <w:sz w:val="24"/>
+        </w:rPr>
+        <w:t>&lt;&lt;</w:t>
+      </w:r>
+      <w:proofErr w:type="spellStart"/>
+      <w:r>
+        <w:rPr>
+          <w:sz w:val="24"/>
+        </w:rPr>
+        <w:t>SAName</w:t>
+      </w:r>
+      <w:proofErr w:type="spellEnd"/>
+      <w:r>
+        <w:rPr>
+          <w:sz w:val="24"/>
+        </w:rPr>
+        <w:t>&gt;&gt;</w:t>
       </w:r>
     </w:p>
     <w:p>
@@ -908,7 +1132,21 @@
         <w:rPr>
           <w:sz w:val="24"/>
         </w:rPr>
-        <w:t>Reg. No. &lt;&lt;SARegNo&gt;&gt;</w:t>
+        <w:t>Reg. No. &lt;&lt;</w:t>
+      </w:r>
+      <w:proofErr w:type="spellStart"/>
+      <w:r>
+        <w:rPr>
+          <w:sz w:val="24"/>
+        </w:rPr>
+        <w:t>SARegNo</w:t>
+      </w:r>
+      <w:proofErr w:type="spellEnd"/>
+      <w:r>
+        <w:rPr>
+          <w:sz w:val="24"/>
+        </w:rPr>
+        <w:t>&gt;&gt;</w:t>
       </w:r>
     </w:p>
     <w:p>
@@ -926,6 +1164,77 @@
     </w:p>
     <w:p>
       <w:pPr>
+        <w:rPr>
+          <w:sz w:val="24"/>
+        </w:rPr>
+      </w:pPr>
+      <w:r>
+        <w:rPr>
+          <w:sz w:val="24"/>
+        </w:rPr>
+        <w:tab/>
+      </w:r>
+      <w:r>
+        <w:rPr>
+          <w:sz w:val="24"/>
+        </w:rPr>
+        <w:t>&lt;&lt;</w:t>
+      </w:r>
+      <w:proofErr w:type="spellStart"/>
+      <w:r>
+        <w:rPr>
+          <w:sz w:val="24"/>
+        </w:rPr>
+        <w:t>signatureDate</w:t>
+      </w:r>
+      <w:proofErr w:type="spellEnd"/>
+      <w:r>
+        <w:rPr>
+          <w:sz w:val="24"/>
+        </w:rPr>
+        <w:t>&gt;&gt;</w:t>
+      </w:r>
+      <w:r>
+        <w:rPr>
+          <w:sz w:val="24"/>
+        </w:rPr>
+        <w:tab/>
+      </w:r>
+      <w:r>
+        <w:rPr>
+          <w:sz w:val="24"/>
+        </w:rPr>
+        <w:tab/>
+      </w:r>
+      <w:r>
+        <w:rPr>
+          <w:sz w:val="24"/>
+        </w:rPr>
+        <w:tab/>
+      </w:r>
+      <w:r>
+        <w:rPr>
+          <w:sz w:val="24"/>
+        </w:rPr>
+        <w:t>&lt;&lt;</w:t>
+      </w:r>
+      <w:proofErr w:type="spellStart"/>
+      <w:r>
+        <w:rPr>
+          <w:sz w:val="24"/>
+        </w:rPr>
+        <w:t>echoSignature</w:t>
+      </w:r>
+      <w:proofErr w:type="spellEnd"/>
+      <w:r>
+        <w:rPr>
+          <w:sz w:val="24"/>
+        </w:rPr>
+        <w:t>&gt;&gt;</w:t>
+      </w:r>
+    </w:p>
+    <w:p>
+      <w:pPr>
         <w:widowControl/>
         <w:autoSpaceDE/>
         <w:autoSpaceDN/>
@@ -936,6 +1245,19 @@
           <w:u w:val="single"/>
         </w:rPr>
       </w:pPr>
+      <w:r>
+        <w:rPr>
+          <w:sz w:val="24"/>
+        </w:rPr>
+        <w:t>Date ________________________</w:t>
+      </w:r>
+      <w:r>
+        <w:rPr>
+          <w:sz w:val="24"/>
+        </w:rPr>
+        <w:tab/>
+        <w:t>By _____________________________________________</w:t>
+      </w:r>
     </w:p>
     <w:p>
       <w:pPr>
@@ -947,194 +1269,6 @@
           <w:szCs w:val="20"/>
         </w:rPr>
       </w:pPr>
-    </w:p>
-    <w:p>
-      <w:pPr>
-        <w:widowControl/>
-        <w:autoSpaceDE/>
-        <w:autoSpaceDN/>
-        <w:adjustRightInd/>
-        <w:rPr>
-          <w:noProof/>
-          <w:szCs w:val="20"/>
-        </w:rPr>
-      </w:pPr>
-      <w:r>
-        <w:rPr>
-          <w:szCs w:val="20"/>
-          <w:u w:val="single"/>
-        </w:rPr>
-        <w:t>CERTIFICATE UNDER 37 CFR 1.8</w:t>
-      </w:r>
-      <w:r>
-        <w:rPr>
-          <w:szCs w:val="20"/>
-        </w:rPr>
-        <w:t xml:space="preserve">:  The undersigned hereby certifies that this correspondence is being </w:t>
-      </w:r>
-      <w:r>
-        <w:rPr>
-          <w:noProof/>
-          <w:szCs w:val="20"/>
-        </w:rPr>
-        <w:t xml:space="preserve">&lt;&lt;certificateText&gt;&gt; </w:t>
-      </w:r>
-      <w:r>
-        <w:rPr>
-          <w:szCs w:val="20"/>
-        </w:rPr>
-        <w:t xml:space="preserve">addressed to:  </w:t>
-      </w:r>
-      <w:r>
-        <w:rPr>
-          <w:noProof/>
-          <w:szCs w:val="20"/>
-        </w:rPr>
-        <w:t>Mail Stop Petition</w:t>
-      </w:r>
-      <w:r>
-        <w:rPr>
-          <w:noProof/>
-          <w:szCs w:val="20"/>
-        </w:rPr>
-        <w:t xml:space="preserve">, </w:t>
-      </w:r>
-      <w:r>
-        <w:rPr>
-          <w:szCs w:val="20"/>
-        </w:rPr>
-        <w:t xml:space="preserve">Commissioner for Patents, P.O. Box 1450, Alexandria, VA 22313-1450 on this </w:t>
-      </w:r>
-      <w:r>
-        <w:rPr>
-          <w:szCs w:val="20"/>
-          <w:u w:val="single"/>
-        </w:rPr>
-        <w:t xml:space="preserve">               </w:t>
-      </w:r>
-      <w:r>
-        <w:rPr>
-          <w:szCs w:val="20"/>
-        </w:rPr>
-        <w:t xml:space="preserve"> day of &lt;&lt;currentMo&gt;&gt;, &lt;&lt;currentYr&gt;&gt;.</w:t>
-      </w:r>
-    </w:p>
-    <w:p>
-      <w:pPr>
-        <w:widowControl/>
-        <w:autoSpaceDE/>
-        <w:autoSpaceDN/>
-        <w:adjustRightInd/>
-        <w:rPr>
-          <w:szCs w:val="20"/>
-        </w:rPr>
-      </w:pPr>
-    </w:p>
-    <w:p>
-      <w:pPr>
-        <w:widowControl/>
-        <w:tabs>
-          <w:tab w:val="left" w:pos="4320"/>
-        </w:tabs>
-        <w:autoSpaceDE/>
-        <w:autoSpaceDN/>
-        <w:adjustRightInd/>
-        <w:jc w:val="both"/>
-        <w:rPr>
-          <w:noProof/>
-          <w:szCs w:val="20"/>
-        </w:rPr>
-      </w:pPr>
-    </w:p>
-    <w:p>
-      <w:pPr>
-        <w:widowControl/>
-        <w:tabs>
-          <w:tab w:val="left" w:pos="4320"/>
-        </w:tabs>
-        <w:autoSpaceDE/>
-        <w:autoSpaceDN/>
-        <w:adjustRightInd/>
-        <w:jc w:val="both"/>
-        <w:rPr>
-          <w:noProof/>
-          <w:szCs w:val="20"/>
-        </w:rPr>
-      </w:pPr>
-      <w:r>
-        <w:rPr>
-          <w:noProof/>
-          <w:szCs w:val="20"/>
-        </w:rPr>
-        <w:t>____________</w:t>
-      </w:r>
-      <w:r>
-        <w:rPr>
-          <w:noProof/>
-          <w:szCs w:val="20"/>
-        </w:rPr>
-        <w:t>__________________________</w:t>
-      </w:r>
-      <w:r>
-        <w:rPr>
-          <w:noProof/>
-          <w:szCs w:val="20"/>
-        </w:rPr>
-        <w:tab/>
-        <w:t xml:space="preserve">               </w:t>
-      </w:r>
-      <w:r>
-        <w:rPr>
-          <w:noProof/>
-          <w:szCs w:val="20"/>
-        </w:rPr>
-        <w:t>_________________________________</w:t>
-      </w:r>
-      <w:r>
-        <w:rPr>
-          <w:noProof/>
-          <w:szCs w:val="20"/>
-        </w:rPr>
-        <w:t>____________</w:t>
-      </w:r>
-    </w:p>
-    <w:p>
-      <w:pPr>
-        <w:widowControl/>
-        <w:tabs>
-          <w:tab w:val="left" w:pos="4320"/>
-        </w:tabs>
-        <w:autoSpaceDE/>
-        <w:autoSpaceDN/>
-        <w:adjustRightInd/>
-        <w:jc w:val="both"/>
-        <w:rPr>
-          <w:noProof/>
-          <w:szCs w:val="20"/>
-        </w:rPr>
-      </w:pPr>
-      <w:r>
-        <w:rPr>
-          <w:noProof/>
-          <w:szCs w:val="20"/>
-        </w:rPr>
-        <w:t>Name</w:t>
-      </w:r>
-      <w:r>
-        <w:rPr>
-          <w:noProof/>
-          <w:szCs w:val="20"/>
-        </w:rPr>
-        <w:tab/>
-      </w:r>
-      <w:r>
-        <w:rPr>
-          <w:noProof/>
-          <w:szCs w:val="20"/>
-        </w:rPr>
-        <w:tab/>
-        <w:t>Signature</w:t>
-      </w:r>
     </w:p>
     <w:p>
       <w:pPr>
@@ -1204,7 +1338,27 @@
           <w:u w:val="single"/>
         </w:rPr>
         <w:lastRenderedPageBreak/>
-        <w:t>S/N &lt;&lt;serialNo&gt;&gt;</w:t>
+        <w:t>S/N &lt;&lt;</w:t>
+      </w:r>
+      <w:proofErr w:type="spellStart"/>
+      <w:r>
+        <w:rPr>
+          <w:b/>
+          <w:bCs/>
+          <w:sz w:val="24"/>
+          <w:u w:val="single"/>
+        </w:rPr>
+        <w:t>serialNo</w:t>
+      </w:r>
+      <w:proofErr w:type="spellEnd"/>
+      <w:r>
+        <w:rPr>
+          <w:b/>
+          <w:bCs/>
+          <w:sz w:val="24"/>
+          <w:u w:val="single"/>
+        </w:rPr>
+        <w:t>&gt;&gt;</w:t>
       </w:r>
       <w:r>
         <w:rPr>
@@ -1272,7 +1426,21 @@
           <w:sz w:val="24"/>
         </w:rPr>
         <w:tab/>
-        <w:t>&lt;&lt;inventorEtal&gt;&gt;</w:t>
+        <w:t>&lt;&lt;</w:t>
+      </w:r>
+      <w:proofErr w:type="spellStart"/>
+      <w:r>
+        <w:rPr>
+          <w:sz w:val="24"/>
+        </w:rPr>
+        <w:t>inventorEtal</w:t>
+      </w:r>
+      <w:proofErr w:type="spellEnd"/>
+      <w:r>
+        <w:rPr>
+          <w:sz w:val="24"/>
+        </w:rPr>
+        <w:t>&gt;&gt;</w:t>
       </w:r>
       <w:r>
         <w:rPr>
@@ -1285,7 +1453,21 @@
         <w:rPr>
           <w:sz w:val="24"/>
         </w:rPr>
-        <w:t>&lt;&lt;examinerName&gt;&gt;</w:t>
+        <w:t>&lt;&lt;</w:t>
+      </w:r>
+      <w:proofErr w:type="spellStart"/>
+      <w:r>
+        <w:rPr>
+          <w:sz w:val="24"/>
+        </w:rPr>
+        <w:t>examinerName</w:t>
+      </w:r>
+      <w:proofErr w:type="spellEnd"/>
+      <w:r>
+        <w:rPr>
+          <w:sz w:val="24"/>
+        </w:rPr>
+        <w:t>&gt;&gt;</w:t>
       </w:r>
     </w:p>
     <w:p>
@@ -1312,7 +1494,21 @@
           <w:sz w:val="24"/>
         </w:rPr>
         <w:tab/>
-        <w:t>&lt;&lt;serialNo&gt;&gt;</w:t>
+        <w:t>&lt;&lt;</w:t>
+      </w:r>
+      <w:proofErr w:type="spellStart"/>
+      <w:r>
+        <w:rPr>
+          <w:sz w:val="24"/>
+        </w:rPr>
+        <w:t>serialNo</w:t>
+      </w:r>
+      <w:proofErr w:type="spellEnd"/>
+      <w:r>
+        <w:rPr>
+          <w:sz w:val="24"/>
+        </w:rPr>
+        <w:t>&gt;&gt;</w:t>
       </w:r>
       <w:r>
         <w:rPr>
@@ -1325,7 +1521,21 @@
         <w:rPr>
           <w:sz w:val="24"/>
         </w:rPr>
-        <w:t>&lt;&lt;artUnit&gt;&gt;</w:t>
+        <w:t>&lt;&lt;</w:t>
+      </w:r>
+      <w:proofErr w:type="spellStart"/>
+      <w:r>
+        <w:rPr>
+          <w:sz w:val="24"/>
+        </w:rPr>
+        <w:t>artUnit</w:t>
+      </w:r>
+      <w:proofErr w:type="spellEnd"/>
+      <w:r>
+        <w:rPr>
+          <w:sz w:val="24"/>
+        </w:rPr>
+        <w:t>&gt;&gt;</w:t>
       </w:r>
     </w:p>
     <w:p>
@@ -1352,14 +1562,42 @@
           <w:sz w:val="24"/>
         </w:rPr>
         <w:tab/>
-        <w:t>&lt;&lt;filedDate&gt;&gt;</w:t>
-      </w:r>
-      <w:r>
-        <w:rPr>
-          <w:sz w:val="24"/>
-        </w:rPr>
-        <w:tab/>
-        <w:t>Docket: &lt;&lt;matterNo&gt;&gt;</w:t>
+        <w:t>&lt;&lt;</w:t>
+      </w:r>
+      <w:proofErr w:type="spellStart"/>
+      <w:r>
+        <w:rPr>
+          <w:sz w:val="24"/>
+        </w:rPr>
+        <w:t>filedDate</w:t>
+      </w:r>
+      <w:proofErr w:type="spellEnd"/>
+      <w:r>
+        <w:rPr>
+          <w:sz w:val="24"/>
+        </w:rPr>
+        <w:t>&gt;&gt;</w:t>
+      </w:r>
+      <w:r>
+        <w:rPr>
+          <w:sz w:val="24"/>
+        </w:rPr>
+        <w:tab/>
+        <w:t>Docket: &lt;&lt;</w:t>
+      </w:r>
+      <w:proofErr w:type="spellStart"/>
+      <w:r>
+        <w:rPr>
+          <w:sz w:val="24"/>
+        </w:rPr>
+        <w:t>matterNo</w:t>
+      </w:r>
+      <w:proofErr w:type="spellEnd"/>
+      <w:r>
+        <w:rPr>
+          <w:sz w:val="24"/>
+        </w:rPr>
+        <w:t>&gt;&gt;</w:t>
       </w:r>
     </w:p>
     <w:p>
@@ -1379,14 +1617,42 @@
         <w:rPr>
           <w:sz w:val="24"/>
         </w:rPr>
-        <w:t>Customer No.: &lt;&lt;custNoCorresp&gt;&gt;</w:t>
-      </w:r>
-      <w:r>
-        <w:rPr>
-          <w:sz w:val="24"/>
-        </w:rPr>
-        <w:tab/>
-        <w:t>Confirmation No.: &lt;&lt;confirmNo&gt;&gt;</w:t>
+        <w:t>Customer No.: &lt;&lt;</w:t>
+      </w:r>
+      <w:proofErr w:type="spellStart"/>
+      <w:r>
+        <w:rPr>
+          <w:sz w:val="24"/>
+        </w:rPr>
+        <w:t>custNoCorresp</w:t>
+      </w:r>
+      <w:proofErr w:type="spellEnd"/>
+      <w:r>
+        <w:rPr>
+          <w:sz w:val="24"/>
+        </w:rPr>
+        <w:t>&gt;&gt;</w:t>
+      </w:r>
+      <w:r>
+        <w:rPr>
+          <w:sz w:val="24"/>
+        </w:rPr>
+        <w:tab/>
+        <w:t>Confirmation No.: &lt;&lt;</w:t>
+      </w:r>
+      <w:proofErr w:type="spellStart"/>
+      <w:r>
+        <w:rPr>
+          <w:sz w:val="24"/>
+        </w:rPr>
+        <w:t>confirmNo</w:t>
+      </w:r>
+      <w:proofErr w:type="spellEnd"/>
+      <w:r>
+        <w:rPr>
+          <w:sz w:val="24"/>
+        </w:rPr>
+        <w:t>&gt;&gt;</w:t>
       </w:r>
     </w:p>
     <w:p>
@@ -1431,7 +1697,21 @@
         <w:rPr>
           <w:sz w:val="24"/>
         </w:rPr>
-        <w:t>Issue Date: &lt;&lt;issueDate&gt;&gt;</w:t>
+        <w:t>Issue Date: &lt;&lt;</w:t>
+      </w:r>
+      <w:proofErr w:type="spellStart"/>
+      <w:r>
+        <w:rPr>
+          <w:sz w:val="24"/>
+        </w:rPr>
+        <w:t>issueDate</w:t>
+      </w:r>
+      <w:proofErr w:type="spellEnd"/>
+      <w:r>
+        <w:rPr>
+          <w:sz w:val="24"/>
+        </w:rPr>
+        <w:t>&gt;&gt;</w:t>
       </w:r>
     </w:p>
     <w:p>
@@ -1619,12 +1899,14 @@
         </w:rPr>
         <w:t>Patentee hereby applies for an adjustment of the patent term due to examination delay as shown on the patent granted on &lt;&lt;</w:t>
       </w:r>
+      <w:proofErr w:type="spellStart"/>
       <w:r>
         <w:rPr>
           <w:sz w:val="24"/>
         </w:rPr>
         <w:t>issueDate</w:t>
       </w:r>
+      <w:proofErr w:type="spellEnd"/>
       <w:r>
         <w:rPr>
           <w:sz w:val="24"/>
@@ -1678,7 +1960,21 @@
         <w:rPr>
           <w:sz w:val="24"/>
         </w:rPr>
-        <w:t>If necessary, please charge any additional fees or credit overpayment to Deposit Account No. &lt;&lt;depAccount&gt;&gt;.</w:t>
+        <w:t>If necessary, please charge any additional fees or credit overpayment to Deposit Account No. &lt;&lt;</w:t>
+      </w:r>
+      <w:proofErr w:type="spellStart"/>
+      <w:r>
+        <w:rPr>
+          <w:sz w:val="24"/>
+        </w:rPr>
+        <w:t>depAccount</w:t>
+      </w:r>
+      <w:proofErr w:type="spellEnd"/>
+      <w:r>
+        <w:rPr>
+          <w:sz w:val="24"/>
+        </w:rPr>
+        <w:t>&gt;&gt;.</w:t>
       </w:r>
     </w:p>
     <w:p>
@@ -1724,7 +2020,21 @@
         <w:rPr>
           <w:sz w:val="24"/>
         </w:rPr>
-        <w:t>&lt;&lt;upperFirmName&gt;&gt;</w:t>
+        <w:t>&lt;&lt;</w:t>
+      </w:r>
+      <w:proofErr w:type="spellStart"/>
+      <w:r>
+        <w:rPr>
+          <w:sz w:val="24"/>
+        </w:rPr>
+        <w:t>upperFirmName</w:t>
+      </w:r>
+      <w:proofErr w:type="spellEnd"/>
+      <w:r>
+        <w:rPr>
+          <w:sz w:val="24"/>
+        </w:rPr>
+        <w:t>&gt;&gt;</w:t>
       </w:r>
     </w:p>
     <w:p>
@@ -1769,24 +2079,101 @@
         <w:rPr>
           <w:sz w:val="24"/>
         </w:rPr>
-        <w:t>&lt;&lt;SAPhone&gt;&gt;</w:t>
-      </w:r>
-    </w:p>
-    <w:p>
-      <w:pPr>
-        <w:widowControl/>
-        <w:rPr>
-          <w:sz w:val="24"/>
-        </w:rPr>
-      </w:pPr>
-    </w:p>
-    <w:p>
-      <w:pPr>
-        <w:widowControl/>
-        <w:rPr>
-          <w:sz w:val="24"/>
-        </w:rPr>
-      </w:pPr>
+        <w:t>&lt;&lt;</w:t>
+      </w:r>
+      <w:proofErr w:type="spellStart"/>
+      <w:r>
+        <w:rPr>
+          <w:sz w:val="24"/>
+        </w:rPr>
+        <w:t>SAPhone</w:t>
+      </w:r>
+      <w:proofErr w:type="spellEnd"/>
+      <w:r>
+        <w:rPr>
+          <w:sz w:val="24"/>
+        </w:rPr>
+        <w:t>&gt;&gt;</w:t>
+      </w:r>
+    </w:p>
+    <w:p>
+      <w:pPr>
+        <w:widowControl/>
+        <w:rPr>
+          <w:sz w:val="24"/>
+        </w:rPr>
+      </w:pPr>
+    </w:p>
+    <w:p>
+      <w:pPr>
+        <w:rPr>
+          <w:sz w:val="24"/>
+        </w:rPr>
+      </w:pPr>
+      <w:r>
+        <w:rPr>
+          <w:sz w:val="24"/>
+        </w:rPr>
+        <w:tab/>
+      </w:r>
+      <w:r>
+        <w:rPr>
+          <w:sz w:val="24"/>
+        </w:rPr>
+        <w:t>&lt;&lt;</w:t>
+      </w:r>
+      <w:proofErr w:type="spellStart"/>
+      <w:r>
+        <w:rPr>
+          <w:sz w:val="24"/>
+        </w:rPr>
+        <w:t>signatureDate</w:t>
+      </w:r>
+      <w:proofErr w:type="spellEnd"/>
+      <w:r>
+        <w:rPr>
+          <w:sz w:val="24"/>
+        </w:rPr>
+        <w:t>&gt;&gt;</w:t>
+      </w:r>
+      <w:r>
+        <w:rPr>
+          <w:sz w:val="24"/>
+        </w:rPr>
+        <w:tab/>
+      </w:r>
+      <w:r>
+        <w:rPr>
+          <w:sz w:val="24"/>
+        </w:rPr>
+        <w:tab/>
+      </w:r>
+      <w:r>
+        <w:rPr>
+          <w:sz w:val="24"/>
+        </w:rPr>
+        <w:tab/>
+      </w:r>
+      <w:r>
+        <w:rPr>
+          <w:sz w:val="24"/>
+        </w:rPr>
+        <w:t>&lt;&lt;</w:t>
+      </w:r>
+      <w:proofErr w:type="spellStart"/>
+      <w:r>
+        <w:rPr>
+          <w:sz w:val="24"/>
+        </w:rPr>
+        <w:t>echoSignature</w:t>
+      </w:r>
+      <w:proofErr w:type="spellEnd"/>
+      <w:r>
+        <w:rPr>
+          <w:sz w:val="24"/>
+        </w:rPr>
+        <w:t>&gt;&gt;</w:t>
+      </w:r>
     </w:p>
     <w:p>
       <w:pPr>
@@ -1802,14 +2189,14 @@
         <w:rPr>
           <w:sz w:val="24"/>
         </w:rPr>
-        <w:t>Date _________________________</w:t>
-      </w:r>
-      <w:r>
-        <w:rPr>
-          <w:sz w:val="24"/>
-        </w:rPr>
-        <w:tab/>
-        <w:t>By  ___________________________________________</w:t>
+        <w:t>Date ________________________</w:t>
+      </w:r>
+      <w:r>
+        <w:rPr>
+          <w:sz w:val="24"/>
+        </w:rPr>
+        <w:tab/>
+        <w:t>By _____________________________________________</w:t>
       </w:r>
     </w:p>
     <w:p>
@@ -1827,7 +2214,21 @@
           <w:sz w:val="24"/>
         </w:rPr>
         <w:tab/>
-        <w:t>&lt;&lt;SAName&gt;&gt;</w:t>
+        <w:t>&lt;&lt;</w:t>
+      </w:r>
+      <w:proofErr w:type="spellStart"/>
+      <w:r>
+        <w:rPr>
+          <w:sz w:val="24"/>
+        </w:rPr>
+        <w:t>SAName</w:t>
+      </w:r>
+      <w:proofErr w:type="spellEnd"/>
+      <w:r>
+        <w:rPr>
+          <w:sz w:val="24"/>
+        </w:rPr>
+        <w:t>&gt;&gt;</w:t>
       </w:r>
     </w:p>
     <w:p>
@@ -1851,7 +2252,21 @@
         <w:rPr>
           <w:sz w:val="24"/>
         </w:rPr>
-        <w:t>&lt;&lt;SARegNo&gt;&gt;</w:t>
+        <w:t>&lt;&lt;</w:t>
+      </w:r>
+      <w:proofErr w:type="spellStart"/>
+      <w:r>
+        <w:rPr>
+          <w:sz w:val="24"/>
+        </w:rPr>
+        <w:t>SARegNo</w:t>
+      </w:r>
+      <w:proofErr w:type="spellEnd"/>
+      <w:r>
+        <w:rPr>
+          <w:sz w:val="24"/>
+        </w:rPr>
+        <w:t>&gt;&gt;</w:t>
       </w:r>
     </w:p>
     <w:p>
@@ -1908,7 +2323,27 @@
           <w:sz w:val="24"/>
           <w:u w:val="single"/>
         </w:rPr>
-        <w:t>&lt;&lt;serialNo&gt;&gt;</w:t>
+        <w:t>&lt;&lt;</w:t>
+      </w:r>
+      <w:proofErr w:type="spellStart"/>
+      <w:r>
+        <w:rPr>
+          <w:b/>
+          <w:bCs/>
+          <w:sz w:val="24"/>
+          <w:u w:val="single"/>
+        </w:rPr>
+        <w:t>serialNo</w:t>
+      </w:r>
+      <w:proofErr w:type="spellEnd"/>
+      <w:r>
+        <w:rPr>
+          <w:b/>
+          <w:bCs/>
+          <w:sz w:val="24"/>
+          <w:u w:val="single"/>
+        </w:rPr>
+        <w:t>&gt;&gt;</w:t>
       </w:r>
       <w:r>
         <w:rPr>
@@ -1993,13 +2428,27 @@
         <w:rPr>
           <w:sz w:val="24"/>
         </w:rPr>
-        <w:t>&lt;&lt;inventorEta</w:t>
-      </w:r>
-      <w:r>
-        <w:rPr>
-          <w:sz w:val="24"/>
-        </w:rPr>
-        <w:t>l&gt;&gt;</w:t>
+        <w:t>&lt;&lt;</w:t>
+      </w:r>
+      <w:proofErr w:type="spellStart"/>
+      <w:r>
+        <w:rPr>
+          <w:sz w:val="24"/>
+        </w:rPr>
+        <w:t>inventorEta</w:t>
+      </w:r>
+      <w:r>
+        <w:rPr>
+          <w:sz w:val="24"/>
+        </w:rPr>
+        <w:t>l</w:t>
+      </w:r>
+      <w:proofErr w:type="spellEnd"/>
+      <w:r>
+        <w:rPr>
+          <w:sz w:val="24"/>
+        </w:rPr>
+        <w:t>&gt;&gt;</w:t>
       </w:r>
       <w:r>
         <w:rPr>
@@ -2012,7 +2461,21 @@
         <w:rPr>
           <w:sz w:val="24"/>
         </w:rPr>
-        <w:t>&lt;&lt;examinerName&gt;&gt;</w:t>
+        <w:t>&lt;&lt;</w:t>
+      </w:r>
+      <w:proofErr w:type="spellStart"/>
+      <w:r>
+        <w:rPr>
+          <w:sz w:val="24"/>
+        </w:rPr>
+        <w:t>examinerName</w:t>
+      </w:r>
+      <w:proofErr w:type="spellEnd"/>
+      <w:r>
+        <w:rPr>
+          <w:sz w:val="24"/>
+        </w:rPr>
+        <w:t>&gt;&gt;</w:t>
       </w:r>
     </w:p>
     <w:p>
@@ -2044,7 +2507,21 @@
         <w:rPr>
           <w:sz w:val="24"/>
         </w:rPr>
-        <w:t>&lt;&lt;serialNo&gt;&gt;</w:t>
+        <w:t>&lt;&lt;</w:t>
+      </w:r>
+      <w:proofErr w:type="spellStart"/>
+      <w:r>
+        <w:rPr>
+          <w:sz w:val="24"/>
+        </w:rPr>
+        <w:t>serialNo</w:t>
+      </w:r>
+      <w:proofErr w:type="spellEnd"/>
+      <w:r>
+        <w:rPr>
+          <w:sz w:val="24"/>
+        </w:rPr>
+        <w:t>&gt;&gt;</w:t>
       </w:r>
       <w:r>
         <w:rPr>
@@ -2057,7 +2534,21 @@
         <w:rPr>
           <w:sz w:val="24"/>
         </w:rPr>
-        <w:t>&lt;&lt;artUnit&gt;&gt;</w:t>
+        <w:t>&lt;&lt;</w:t>
+      </w:r>
+      <w:proofErr w:type="spellStart"/>
+      <w:r>
+        <w:rPr>
+          <w:sz w:val="24"/>
+        </w:rPr>
+        <w:t>artUnit</w:t>
+      </w:r>
+      <w:proofErr w:type="spellEnd"/>
+      <w:r>
+        <w:rPr>
+          <w:sz w:val="24"/>
+        </w:rPr>
+        <w:t>&gt;&gt;</w:t>
       </w:r>
     </w:p>
     <w:p>
@@ -2089,7 +2580,21 @@
         <w:rPr>
           <w:sz w:val="24"/>
         </w:rPr>
-        <w:t>&lt;&lt;filedDate&gt;&gt;</w:t>
+        <w:t>&lt;&lt;</w:t>
+      </w:r>
+      <w:proofErr w:type="spellStart"/>
+      <w:r>
+        <w:rPr>
+          <w:sz w:val="24"/>
+        </w:rPr>
+        <w:t>filedDate</w:t>
+      </w:r>
+      <w:proofErr w:type="spellEnd"/>
+      <w:r>
+        <w:rPr>
+          <w:sz w:val="24"/>
+        </w:rPr>
+        <w:t>&gt;&gt;</w:t>
       </w:r>
       <w:r>
         <w:rPr>
@@ -2102,7 +2607,21 @@
         <w:rPr>
           <w:sz w:val="24"/>
         </w:rPr>
-        <w:t>&lt;&lt;matterNo&gt;&gt;</w:t>
+        <w:t>&lt;&lt;</w:t>
+      </w:r>
+      <w:proofErr w:type="spellStart"/>
+      <w:r>
+        <w:rPr>
+          <w:sz w:val="24"/>
+        </w:rPr>
+        <w:t>matterNo</w:t>
+      </w:r>
+      <w:proofErr w:type="spellEnd"/>
+      <w:r>
+        <w:rPr>
+          <w:sz w:val="24"/>
+        </w:rPr>
+        <w:t>&gt;&gt;</w:t>
       </w:r>
     </w:p>
     <w:p>
@@ -2128,7 +2647,21 @@
         <w:rPr>
           <w:sz w:val="24"/>
         </w:rPr>
-        <w:t>&lt;&lt;custNoCorresp&gt;&gt;</w:t>
+        <w:t>&lt;&lt;</w:t>
+      </w:r>
+      <w:proofErr w:type="spellStart"/>
+      <w:r>
+        <w:rPr>
+          <w:sz w:val="24"/>
+        </w:rPr>
+        <w:t>custNoCorresp</w:t>
+      </w:r>
+      <w:proofErr w:type="spellEnd"/>
+      <w:r>
+        <w:rPr>
+          <w:sz w:val="24"/>
+        </w:rPr>
+        <w:t>&gt;&gt;</w:t>
       </w:r>
       <w:r>
         <w:rPr>
@@ -2146,7 +2679,21 @@
         <w:rPr>
           <w:sz w:val="24"/>
         </w:rPr>
-        <w:t>&lt;&lt;confirmNo&gt;&gt;</w:t>
+        <w:t>&lt;&lt;</w:t>
+      </w:r>
+      <w:proofErr w:type="spellStart"/>
+      <w:r>
+        <w:rPr>
+          <w:sz w:val="24"/>
+        </w:rPr>
+        <w:t>confirmNo</w:t>
+      </w:r>
+      <w:proofErr w:type="spellEnd"/>
+      <w:r>
+        <w:rPr>
+          <w:sz w:val="24"/>
+        </w:rPr>
+        <w:t>&gt;&gt;</w:t>
       </w:r>
     </w:p>
     <w:p>
@@ -2191,7 +2738,21 @@
         <w:rPr>
           <w:sz w:val="24"/>
         </w:rPr>
-        <w:t>Issue Date: &lt;&lt;issueDate&gt;&gt;</w:t>
+        <w:t>Issue Date: &lt;&lt;</w:t>
+      </w:r>
+      <w:proofErr w:type="spellStart"/>
+      <w:r>
+        <w:rPr>
+          <w:sz w:val="24"/>
+        </w:rPr>
+        <w:t>issueDate</w:t>
+      </w:r>
+      <w:proofErr w:type="spellEnd"/>
+      <w:r>
+        <w:rPr>
+          <w:sz w:val="24"/>
+        </w:rPr>
+        <w:t>&gt;&gt;</w:t>
       </w:r>
     </w:p>
     <w:p>
@@ -2691,7 +3252,21 @@
           <w:sz w:val="24"/>
         </w:rPr>
         <w:lastRenderedPageBreak/>
-        <w:t xml:space="preserve">Novartis AG v. Lee (Fed. Cir. 2014), the patent term adjustment should be calculated by subtracting continued examination time (and other time identified in (i), (ii), and (iii) of (b)(1)(B) of the Patent Act) from the period of time between filing and issuance, to the extent the result exceeds three years. </w:t>
+        <w:t>Novartis AG v. Lee (Fed. Cir. 2014), the patent term adjustment should be calculated by subtracting continued examination time (and other time identified in (</w:t>
+      </w:r>
+      <w:proofErr w:type="spellStart"/>
+      <w:r>
+        <w:rPr>
+          <w:sz w:val="24"/>
+        </w:rPr>
+        <w:t>i</w:t>
+      </w:r>
+      <w:proofErr w:type="spellEnd"/>
+      <w:r>
+        <w:rPr>
+          <w:sz w:val="24"/>
+        </w:rPr>
+        <w:t xml:space="preserve">), (ii), and (iii) of (b)(1)(B) of the Patent Act) from the period of time between filing and issuance, to the extent the result exceeds three years. </w:t>
       </w:r>
       <w:r>
         <w:rPr>
@@ -3000,7 +3575,21 @@
         <w:rPr>
           <w:sz w:val="24"/>
         </w:rPr>
-        <w:t xml:space="preserve"> &lt;&lt;SAPhone&gt;&gt;</w:t>
+        <w:t xml:space="preserve"> &lt;&lt;</w:t>
+      </w:r>
+      <w:proofErr w:type="spellStart"/>
+      <w:r>
+        <w:rPr>
+          <w:sz w:val="24"/>
+        </w:rPr>
+        <w:t>SAPhone</w:t>
+      </w:r>
+      <w:proofErr w:type="spellEnd"/>
+      <w:r>
+        <w:rPr>
+          <w:sz w:val="24"/>
+        </w:rPr>
+        <w:t>&gt;&gt;</w:t>
       </w:r>
       <w:r>
         <w:rPr>
@@ -3053,7 +3642,21 @@
         <w:rPr>
           <w:sz w:val="24"/>
         </w:rPr>
-        <w:t>&lt;&lt;upperFirmName&gt;&gt;</w:t>
+        <w:t>&lt;&lt;</w:t>
+      </w:r>
+      <w:proofErr w:type="spellStart"/>
+      <w:r>
+        <w:rPr>
+          <w:sz w:val="24"/>
+        </w:rPr>
+        <w:t>upperFirmName</w:t>
+      </w:r>
+      <w:proofErr w:type="spellEnd"/>
+      <w:r>
+        <w:rPr>
+          <w:sz w:val="24"/>
+        </w:rPr>
+        <w:t>&gt;&gt;</w:t>
       </w:r>
     </w:p>
     <w:p>
@@ -3098,24 +3701,109 @@
         <w:rPr>
           <w:sz w:val="24"/>
         </w:rPr>
-        <w:t>&lt;&lt;SAPhone&gt;&gt;</w:t>
-      </w:r>
-    </w:p>
-    <w:p>
-      <w:pPr>
-        <w:widowControl/>
-        <w:rPr>
-          <w:sz w:val="24"/>
-        </w:rPr>
-      </w:pPr>
-    </w:p>
-    <w:p>
-      <w:pPr>
-        <w:widowControl/>
-        <w:rPr>
-          <w:sz w:val="24"/>
-        </w:rPr>
-      </w:pPr>
+        <w:t>&lt;&lt;</w:t>
+      </w:r>
+      <w:proofErr w:type="spellStart"/>
+      <w:r>
+        <w:rPr>
+          <w:sz w:val="24"/>
+        </w:rPr>
+        <w:t>SAPhone</w:t>
+      </w:r>
+      <w:proofErr w:type="spellEnd"/>
+      <w:r>
+        <w:rPr>
+          <w:sz w:val="24"/>
+        </w:rPr>
+        <w:t>&gt;&gt;</w:t>
+      </w:r>
+    </w:p>
+    <w:p>
+      <w:pPr>
+        <w:widowControl/>
+        <w:rPr>
+          <w:sz w:val="24"/>
+        </w:rPr>
+      </w:pPr>
+    </w:p>
+    <w:p>
+      <w:pPr>
+        <w:widowControl/>
+        <w:rPr>
+          <w:sz w:val="24"/>
+        </w:rPr>
+      </w:pPr>
+    </w:p>
+    <w:p>
+      <w:pPr>
+        <w:rPr>
+          <w:sz w:val="24"/>
+        </w:rPr>
+      </w:pPr>
+      <w:r>
+        <w:rPr>
+          <w:sz w:val="24"/>
+        </w:rPr>
+        <w:tab/>
+      </w:r>
+      <w:r>
+        <w:rPr>
+          <w:sz w:val="24"/>
+        </w:rPr>
+        <w:t>&lt;&lt;</w:t>
+      </w:r>
+      <w:proofErr w:type="spellStart"/>
+      <w:r>
+        <w:rPr>
+          <w:sz w:val="24"/>
+        </w:rPr>
+        <w:t>signatureDate</w:t>
+      </w:r>
+      <w:proofErr w:type="spellEnd"/>
+      <w:r>
+        <w:rPr>
+          <w:sz w:val="24"/>
+        </w:rPr>
+        <w:t>&gt;&gt;</w:t>
+      </w:r>
+      <w:r>
+        <w:rPr>
+          <w:sz w:val="24"/>
+        </w:rPr>
+        <w:tab/>
+      </w:r>
+      <w:r>
+        <w:rPr>
+          <w:sz w:val="24"/>
+        </w:rPr>
+        <w:tab/>
+      </w:r>
+      <w:r>
+        <w:rPr>
+          <w:sz w:val="24"/>
+        </w:rPr>
+        <w:tab/>
+      </w:r>
+      <w:r>
+        <w:rPr>
+          <w:sz w:val="24"/>
+        </w:rPr>
+        <w:t>&lt;&lt;</w:t>
+      </w:r>
+      <w:proofErr w:type="spellStart"/>
+      <w:r>
+        <w:rPr>
+          <w:sz w:val="24"/>
+        </w:rPr>
+        <w:t>echoSignature</w:t>
+      </w:r>
+      <w:proofErr w:type="spellEnd"/>
+      <w:r>
+        <w:rPr>
+          <w:sz w:val="24"/>
+        </w:rPr>
+        <w:t>&gt;&gt;</w:t>
+      </w:r>
     </w:p>
     <w:p>
       <w:pPr>
@@ -3131,14 +3819,14 @@
         <w:rPr>
           <w:sz w:val="24"/>
         </w:rPr>
-        <w:t>Date _________________________</w:t>
-      </w:r>
-      <w:r>
-        <w:rPr>
-          <w:sz w:val="24"/>
-        </w:rPr>
-        <w:tab/>
-        <w:t>By  ___________________________________________</w:t>
+        <w:t>Date ________________________</w:t>
+      </w:r>
+      <w:r>
+        <w:rPr>
+          <w:sz w:val="24"/>
+        </w:rPr>
+        <w:tab/>
+        <w:t>By _____________________________________________</w:t>
       </w:r>
     </w:p>
     <w:p>
@@ -3161,7 +3849,21 @@
         <w:rPr>
           <w:sz w:val="24"/>
         </w:rPr>
-        <w:t>&lt;&lt;SAName&gt;&gt;</w:t>
+        <w:t>&lt;&lt;</w:t>
+      </w:r>
+      <w:proofErr w:type="spellStart"/>
+      <w:r>
+        <w:rPr>
+          <w:sz w:val="24"/>
+        </w:rPr>
+        <w:t>SAName</w:t>
+      </w:r>
+      <w:proofErr w:type="spellEnd"/>
+      <w:r>
+        <w:rPr>
+          <w:sz w:val="24"/>
+        </w:rPr>
+        <w:t>&gt;&gt;</w:t>
       </w:r>
     </w:p>
     <w:p>
@@ -3190,7 +3892,21 @@
         <w:rPr>
           <w:sz w:val="24"/>
         </w:rPr>
-        <w:t>&lt;&lt;SARegNo&gt;&gt;</w:t>
+        <w:t>&lt;&lt;</w:t>
+      </w:r>
+      <w:proofErr w:type="spellStart"/>
+      <w:r>
+        <w:rPr>
+          <w:sz w:val="24"/>
+        </w:rPr>
+        <w:t>SARegNo</w:t>
+      </w:r>
+      <w:proofErr w:type="spellEnd"/>
+      <w:r>
+        <w:rPr>
+          <w:sz w:val="24"/>
+        </w:rPr>
+        <w:t>&gt;&gt;</w:t>
       </w:r>
     </w:p>
     <w:p>
@@ -3452,7 +4168,23 @@
         <w:sz w:val="16"/>
         <w:szCs w:val="16"/>
       </w:rPr>
-      <w:t>&lt;&lt;serialNo&gt;&gt;</w:t>
+      <w:t>&lt;&lt;</w:t>
+    </w:r>
+    <w:proofErr w:type="spellStart"/>
+    <w:r>
+      <w:rPr>
+        <w:sz w:val="16"/>
+        <w:szCs w:val="16"/>
+      </w:rPr>
+      <w:t>serialNo</w:t>
+    </w:r>
+    <w:proofErr w:type="spellEnd"/>
+    <w:r>
+      <w:rPr>
+        <w:sz w:val="16"/>
+        <w:szCs w:val="16"/>
+      </w:rPr>
+      <w:t>&gt;&gt;</w:t>
     </w:r>
     <w:r>
       <w:rPr>
@@ -3460,14 +4192,45 @@
         <w:szCs w:val="16"/>
       </w:rPr>
       <w:tab/>
-      <w:t xml:space="preserve">Dkt:  </w:t>
+    </w:r>
+    <w:proofErr w:type="spellStart"/>
+    <w:r>
+      <w:rPr>
+        <w:sz w:val="16"/>
+        <w:szCs w:val="16"/>
+      </w:rPr>
+      <w:t>Dkt</w:t>
+    </w:r>
+    <w:proofErr w:type="spellEnd"/>
+    <w:r>
+      <w:rPr>
+        <w:sz w:val="16"/>
+        <w:szCs w:val="16"/>
+      </w:rPr>
+      <w:t xml:space="preserve">:  </w:t>
     </w:r>
     <w:r>
       <w:rPr>
         <w:sz w:val="16"/>
         <w:szCs w:val="16"/>
       </w:rPr>
-      <w:t>&lt;&lt;matterNo&gt;&gt;</w:t>
+      <w:t>&lt;&lt;</w:t>
+    </w:r>
+    <w:proofErr w:type="spellStart"/>
+    <w:r>
+      <w:rPr>
+        <w:sz w:val="16"/>
+        <w:szCs w:val="16"/>
+      </w:rPr>
+      <w:t>matterNo</w:t>
+    </w:r>
+    <w:proofErr w:type="spellEnd"/>
+    <w:r>
+      <w:rPr>
+        <w:sz w:val="16"/>
+        <w:szCs w:val="16"/>
+      </w:rPr>
+      <w:t>&gt;&gt;</w:t>
     </w:r>
   </w:p>
   <w:p>
@@ -3504,7 +4267,23 @@
         <w:sz w:val="16"/>
         <w:szCs w:val="16"/>
       </w:rPr>
-      <w:t>&lt;&lt;filedDate&gt;&gt;</w:t>
+      <w:t>&lt;&lt;</w:t>
+    </w:r>
+    <w:proofErr w:type="spellStart"/>
+    <w:r>
+      <w:rPr>
+        <w:sz w:val="16"/>
+        <w:szCs w:val="16"/>
+      </w:rPr>
+      <w:t>filedDate</w:t>
+    </w:r>
+    <w:proofErr w:type="spellEnd"/>
+    <w:r>
+      <w:rPr>
+        <w:sz w:val="16"/>
+        <w:szCs w:val="16"/>
+      </w:rPr>
+      <w:t>&gt;&gt;</w:t>
     </w:r>
   </w:p>
   <w:p>
@@ -3701,7 +4480,23 @@
         <w:sz w:val="16"/>
         <w:szCs w:val="16"/>
       </w:rPr>
-      <w:t>Serial Number:  &lt;&lt;serialNo&gt;&gt;</w:t>
+      <w:t>Serial Number:  &lt;&lt;</w:t>
+    </w:r>
+    <w:proofErr w:type="spellStart"/>
+    <w:r>
+      <w:rPr>
+        <w:sz w:val="16"/>
+        <w:szCs w:val="16"/>
+      </w:rPr>
+      <w:t>serialNo</w:t>
+    </w:r>
+    <w:proofErr w:type="spellEnd"/>
+    <w:r>
+      <w:rPr>
+        <w:sz w:val="16"/>
+        <w:szCs w:val="16"/>
+      </w:rPr>
+      <w:t>&gt;&gt;</w:t>
     </w:r>
     <w:r>
       <w:rPr>
@@ -3709,7 +4504,38 @@
         <w:szCs w:val="16"/>
       </w:rPr>
       <w:tab/>
-      <w:t>Dkt:  &lt;&lt;matterNo&gt;&gt;</w:t>
+    </w:r>
+    <w:proofErr w:type="spellStart"/>
+    <w:r>
+      <w:rPr>
+        <w:sz w:val="16"/>
+        <w:szCs w:val="16"/>
+      </w:rPr>
+      <w:t>Dkt</w:t>
+    </w:r>
+    <w:proofErr w:type="spellEnd"/>
+    <w:r>
+      <w:rPr>
+        <w:sz w:val="16"/>
+        <w:szCs w:val="16"/>
+      </w:rPr>
+      <w:t>:  &lt;&lt;</w:t>
+    </w:r>
+    <w:proofErr w:type="spellStart"/>
+    <w:r>
+      <w:rPr>
+        <w:sz w:val="16"/>
+        <w:szCs w:val="16"/>
+      </w:rPr>
+      <w:t>matterNo</w:t>
+    </w:r>
+    <w:proofErr w:type="spellEnd"/>
+    <w:r>
+      <w:rPr>
+        <w:sz w:val="16"/>
+        <w:szCs w:val="16"/>
+      </w:rPr>
+      <w:t>&gt;&gt;</w:t>
     </w:r>
   </w:p>
   <w:p>
@@ -3725,7 +4551,23 @@
         <w:sz w:val="16"/>
         <w:szCs w:val="16"/>
       </w:rPr>
-      <w:t>Filing Date:  &lt;&lt;filedDate&gt;&gt;</w:t>
+      <w:t>Filing Date:  &lt;&lt;</w:t>
+    </w:r>
+    <w:proofErr w:type="spellStart"/>
+    <w:r>
+      <w:rPr>
+        <w:sz w:val="16"/>
+        <w:szCs w:val="16"/>
+      </w:rPr>
+      <w:t>filedDate</w:t>
+    </w:r>
+    <w:proofErr w:type="spellEnd"/>
+    <w:r>
+      <w:rPr>
+        <w:sz w:val="16"/>
+        <w:szCs w:val="16"/>
+      </w:rPr>
+      <w:t>&gt;&gt;</w:t>
     </w:r>
   </w:p>
   <w:p>

--- a/project/documents/communications/requesttermadjustment.docx
+++ b/project/documents/communications/requesttermadjustment.docx
@@ -1017,9 +1017,35 @@
         <w:rPr>
           <w:sz w:val="22"/>
           <w:szCs w:val="22"/>
-          <w:u w:val="single"/>
-        </w:rPr>
-      </w:pPr>
+        </w:rPr>
+      </w:pPr>
+      <w:r>
+        <w:rPr>
+          <w:sz w:val="22"/>
+          <w:szCs w:val="22"/>
+        </w:rPr>
+        <w:tab/>
+      </w:r>
+      <w:r>
+        <w:rPr>
+          <w:sz w:val="24"/>
+        </w:rPr>
+        <w:t>&lt;&lt;</w:t>
+      </w:r>
+      <w:proofErr w:type="spellStart"/>
+      <w:r>
+        <w:rPr>
+          <w:sz w:val="24"/>
+        </w:rPr>
+        <w:t>echoSignature</w:t>
+      </w:r>
+      <w:proofErr w:type="spellEnd"/>
+      <w:r>
+        <w:rPr>
+          <w:sz w:val="24"/>
+        </w:rPr>
+        <w:t>&gt;&gt;</w:t>
+      </w:r>
     </w:p>
     <w:p>
       <w:pPr>
@@ -1148,127 +1174,6 @@
         </w:rPr>
         <w:t>&gt;&gt;</w:t>
       </w:r>
-    </w:p>
-    <w:p>
-      <w:pPr>
-        <w:widowControl/>
-        <w:autoSpaceDE/>
-        <w:autoSpaceDN/>
-        <w:adjustRightInd/>
-        <w:rPr>
-          <w:sz w:val="22"/>
-          <w:szCs w:val="22"/>
-          <w:u w:val="single"/>
-        </w:rPr>
-      </w:pPr>
-    </w:p>
-    <w:p>
-      <w:pPr>
-        <w:rPr>
-          <w:sz w:val="24"/>
-        </w:rPr>
-      </w:pPr>
-      <w:r>
-        <w:rPr>
-          <w:sz w:val="24"/>
-        </w:rPr>
-        <w:tab/>
-      </w:r>
-      <w:r>
-        <w:rPr>
-          <w:sz w:val="24"/>
-        </w:rPr>
-        <w:t>&lt;&lt;</w:t>
-      </w:r>
-      <w:proofErr w:type="spellStart"/>
-      <w:r>
-        <w:rPr>
-          <w:sz w:val="24"/>
-        </w:rPr>
-        <w:t>signatureDate</w:t>
-      </w:r>
-      <w:proofErr w:type="spellEnd"/>
-      <w:r>
-        <w:rPr>
-          <w:sz w:val="24"/>
-        </w:rPr>
-        <w:t>&gt;&gt;</w:t>
-      </w:r>
-      <w:r>
-        <w:rPr>
-          <w:sz w:val="24"/>
-        </w:rPr>
-        <w:tab/>
-      </w:r>
-      <w:r>
-        <w:rPr>
-          <w:sz w:val="24"/>
-        </w:rPr>
-        <w:tab/>
-      </w:r>
-      <w:r>
-        <w:rPr>
-          <w:sz w:val="24"/>
-        </w:rPr>
-        <w:tab/>
-      </w:r>
-      <w:r>
-        <w:rPr>
-          <w:sz w:val="24"/>
-        </w:rPr>
-        <w:t>&lt;&lt;</w:t>
-      </w:r>
-      <w:proofErr w:type="spellStart"/>
-      <w:r>
-        <w:rPr>
-          <w:sz w:val="24"/>
-        </w:rPr>
-        <w:t>echoSignature</w:t>
-      </w:r>
-      <w:proofErr w:type="spellEnd"/>
-      <w:r>
-        <w:rPr>
-          <w:sz w:val="24"/>
-        </w:rPr>
-        <w:t>&gt;&gt;</w:t>
-      </w:r>
-    </w:p>
-    <w:p>
-      <w:pPr>
-        <w:widowControl/>
-        <w:autoSpaceDE/>
-        <w:autoSpaceDN/>
-        <w:adjustRightInd/>
-        <w:rPr>
-          <w:sz w:val="22"/>
-          <w:szCs w:val="22"/>
-          <w:u w:val="single"/>
-        </w:rPr>
-      </w:pPr>
-      <w:r>
-        <w:rPr>
-          <w:sz w:val="24"/>
-        </w:rPr>
-        <w:t>Date ________________________</w:t>
-      </w:r>
-      <w:r>
-        <w:rPr>
-          <w:sz w:val="24"/>
-        </w:rPr>
-        <w:tab/>
-        <w:t>By _____________________________________________</w:t>
-      </w:r>
-    </w:p>
-    <w:p>
-      <w:pPr>
-        <w:widowControl/>
-        <w:autoSpaceDE/>
-        <w:autoSpaceDN/>
-        <w:adjustRightInd/>
-        <w:rPr>
-          <w:szCs w:val="20"/>
-        </w:rPr>
-      </w:pPr>
     </w:p>
     <w:p>
       <w:pPr>
